--- a/30_Fachprojekt/34_Laborversuch/Versuchsbeschreibung_Metallguss_Entwurf.docx
+++ b/30_Fachprojekt/34_Laborversuch/Versuchsbeschreibung_Metallguss_Entwurf.docx
@@ -13,27 +13,7 @@
           <w:sz w:val="26"/>
           <w:szCs w:val="26"/>
         </w:rPr>
-        <w:t xml:space="preserve">Fertigungstechnik-Labor </w:t>
-      </w:r>
-      <w:proofErr w:type="spellStart"/>
-      <w:r>
-        <w:rPr>
-          <w:b/>
-          <w:bCs/>
-          <w:sz w:val="26"/>
-          <w:szCs w:val="26"/>
-        </w:rPr>
-        <w:t>FtT</w:t>
-      </w:r>
-      <w:proofErr w:type="spellEnd"/>
-      <w:r>
-        <w:rPr>
-          <w:b/>
-          <w:bCs/>
-          <w:sz w:val="26"/>
-          <w:szCs w:val="26"/>
-        </w:rPr>
-        <w:t>-L, 3. Semester</w:t>
+        <w:t>Fertigungstechnik-Labor FtT-L, 3. Semester</w:t>
       </w:r>
     </w:p>
     <w:tbl>
@@ -58,12 +38,6 @@
         <w:gridCol w:w="7738"/>
       </w:tblGrid>
       <w:tr>
-        <w:tblPrEx>
-          <w:tblCellMar>
-            <w:top w:w="0" w:type="dxa"/>
-            <w:bottom w:w="0" w:type="dxa"/>
-          </w:tblCellMar>
-        </w:tblPrEx>
         <w:tc>
           <w:tcPr>
             <w:tcW w:w="1900" w:type="dxa"/>
@@ -112,26 +86,12 @@
               <w:t>GU</w:t>
             </w:r>
             <w:r>
-              <w:t xml:space="preserve"> Herstellung eines Rohres mit Flanschen aus </w:t>
-            </w:r>
-            <w:proofErr w:type="spellStart"/>
-            <w:r>
-              <w:t>Reinzinn</w:t>
-            </w:r>
-            <w:proofErr w:type="spellEnd"/>
-            <w:r>
-              <w:t xml:space="preserve"> im Handformverfahren (Sandguss mit Kern)</w:t>
+              <w:t xml:space="preserve"> Herstellung eines Rohres mit Flanschen aus Reinzinn im Handformverfahren (Sandguss mit Kern)</w:t>
             </w:r>
           </w:p>
         </w:tc>
       </w:tr>
       <w:tr>
-        <w:tblPrEx>
-          <w:tblCellMar>
-            <w:top w:w="0" w:type="dxa"/>
-            <w:bottom w:w="0" w:type="dxa"/>
-          </w:tblCellMar>
-        </w:tblPrEx>
         <w:tc>
           <w:tcPr>
             <w:tcW w:w="1900" w:type="dxa"/>
@@ -184,12 +144,6 @@
         </w:tc>
       </w:tr>
       <w:tr>
-        <w:tblPrEx>
-          <w:tblCellMar>
-            <w:top w:w="0" w:type="dxa"/>
-            <w:bottom w:w="0" w:type="dxa"/>
-          </w:tblCellMar>
-        </w:tblPrEx>
         <w:tc>
           <w:tcPr>
             <w:tcW w:w="1900" w:type="dxa"/>
@@ -230,15 +184,7 @@
           </w:tcPr>
           <w:p>
             <w:r>
-              <w:t xml:space="preserve">Prof. </w:t>
-            </w:r>
-            <w:proofErr w:type="spellStart"/>
-            <w:r>
-              <w:t>Pähler</w:t>
-            </w:r>
-            <w:proofErr w:type="spellEnd"/>
-            <w:r>
-              <w:t xml:space="preserve">, </w:t>
+              <w:t xml:space="preserve">Prof. Pähler, </w:t>
             </w:r>
             <w:r>
               <w:rPr>
@@ -250,12 +196,6 @@
         </w:tc>
       </w:tr>
       <w:tr>
-        <w:tblPrEx>
-          <w:tblCellMar>
-            <w:top w:w="0" w:type="dxa"/>
-            <w:bottom w:w="0" w:type="dxa"/>
-          </w:tblCellMar>
-        </w:tblPrEx>
         <w:tc>
           <w:tcPr>
             <w:tcW w:w="1900" w:type="dxa"/>
@@ -296,65 +236,7 @@
           </w:tcPr>
           <w:p>
             <w:r>
-              <w:rPr>
-                <w:highlight w:val="yellow"/>
-              </w:rPr>
               <w:t>2 Laborviertel (3 h)</w:t>
-            </w:r>
-          </w:p>
-        </w:tc>
-      </w:tr>
-      <w:tr>
-        <w:tblPrEx>
-          <w:tblCellMar>
-            <w:top w:w="0" w:type="dxa"/>
-            <w:bottom w:w="0" w:type="dxa"/>
-          </w:tblCellMar>
-        </w:tblPrEx>
-        <w:tc>
-          <w:tcPr>
-            <w:tcW w:w="1900" w:type="dxa"/>
-            <w:tcBorders>
-              <w:top w:val="none" w:sz="0" w:space="0" w:color="FFFFFF"/>
-              <w:left w:val="none" w:sz="0" w:space="0" w:color="FFFFFF"/>
-              <w:bottom w:val="none" w:sz="0" w:space="0" w:color="FFFFFF"/>
-              <w:right w:val="none" w:sz="0" w:space="0" w:color="FFFFFF"/>
-            </w:tcBorders>
-            <w:tcMar>
-              <w:top w:w="20" w:type="dxa"/>
-              <w:left w:w="0" w:type="dxa"/>
-              <w:bottom w:w="20" w:type="dxa"/>
-              <w:right w:w="80" w:type="dxa"/>
-            </w:tcMar>
-          </w:tcPr>
-          <w:p>
-            <w:r>
-              <w:t>Abgabetermin</w:t>
-            </w:r>
-          </w:p>
-        </w:tc>
-        <w:tc>
-          <w:tcPr>
-            <w:tcW w:w="7738" w:type="dxa"/>
-            <w:tcBorders>
-              <w:top w:val="none" w:sz="0" w:space="0" w:color="FFFFFF"/>
-              <w:left w:val="none" w:sz="0" w:space="0" w:color="FFFFFF"/>
-              <w:bottom w:val="none" w:sz="0" w:space="0" w:color="FFFFFF"/>
-              <w:right w:val="none" w:sz="0" w:space="0" w:color="FFFFFF"/>
-            </w:tcBorders>
-            <w:tcMar>
-              <w:top w:w="20" w:type="dxa"/>
-              <w:left w:w="80" w:type="dxa"/>
-              <w:bottom w:w="20" w:type="dxa"/>
-              <w:right w:w="0" w:type="dxa"/>
-            </w:tcMar>
-          </w:tcPr>
-          <w:p>
-            <w:r>
-              <w:rPr>
-                <w:highlight w:val="yellow"/>
-              </w:rPr>
-              <w:t>innerhalb 14 Kalendertagen nach dem Labortermin</w:t>
             </w:r>
           </w:p>
         </w:tc>
@@ -385,23 +267,7 @@
         <w:spacing w:after="100" w:line="276" w:lineRule="auto"/>
       </w:pPr>
       <w:r>
-        <w:t xml:space="preserve">Im Handformverfahren soll ein Rohr mit zwei Flanschen aus </w:t>
-      </w:r>
-      <w:proofErr w:type="spellStart"/>
-      <w:r>
-        <w:t>Reinzinn</w:t>
-      </w:r>
-      <w:proofErr w:type="spellEnd"/>
-      <w:r>
-        <w:t xml:space="preserve"> in einer verlorenen Sandform hergestellt werden. Die Bohrung des Rohres wird durch einen Kern abgebildet. Kern und zweiteilige Form werden von der Gruppe selbst aus ölgebundenem </w:t>
-      </w:r>
-      <w:proofErr w:type="spellStart"/>
-      <w:r>
-        <w:t>Formsand</w:t>
-      </w:r>
-      <w:proofErr w:type="spellEnd"/>
-      <w:r>
-        <w:t xml:space="preserve"> hergestellt; Schmelzen und Abgießen erfolgen unter Anleitung der Betreuer.</w:t>
+        <w:t>Im Handformverfahren soll ein Rohr mit zwei Flanschen aus Reinzinn in einer verlorenen Sandform hergestellt werden. Die Bohrung des Rohres wird durch einen Kern abgebildet. Kern und zweiteilige Form werden von der Gruppe selbst aus ölgebundenem Formsand hergestellt; Schmelzen und Abgießen erfolgen unter Anleitung der Betreuer.</w:t>
       </w:r>
     </w:p>
     <w:p>
@@ -418,7 +284,7 @@
           <w:sz w:val="20"/>
           <w:szCs w:val="20"/>
         </w:rPr>
-        <w:t>Vorausberechnung von Schmelzmasse, Füllzeit, Auftriebskräften und erforderlichem Beschwerungsgewicht</w:t>
+        <w:t>Vorausberechnung von Schmelzmasse, Auftriebskräften und erforderlichem Beschwerungsgewicht</w:t>
       </w:r>
     </w:p>
     <w:p>
@@ -452,7 +318,7 @@
           <w:sz w:val="20"/>
           <w:szCs w:val="20"/>
         </w:rPr>
-        <w:t>Gussfehleranalyse am eigenen Gussteil und Ableitung von Verbesserungsmaßnahmen</w:t>
+        <w:t>Gussfehleranalyse am eigenen Gussteil mit Ursachen und möglichen Gegenmaßnahmen</w:t>
       </w:r>
     </w:p>
     <w:p>
@@ -498,22 +364,7 @@
           <w:sz w:val="20"/>
           <w:szCs w:val="20"/>
         </w:rPr>
-        <w:t xml:space="preserve">Schmelzofen </w:t>
-      </w:r>
-      <w:r>
-        <w:rPr>
-          <w:sz w:val="20"/>
-          <w:szCs w:val="20"/>
-          <w:highlight w:val="yellow"/>
-        </w:rPr>
-        <w:t>Typ</w:t>
-      </w:r>
-      <w:r>
-        <w:rPr>
-          <w:sz w:val="20"/>
-          <w:szCs w:val="20"/>
-        </w:rPr>
-        <w:t xml:space="preserve"> mit Tiegel und Tiegelzange, Temperaturmessgerät mit Einstech-Thermoelement </w:t>
+        <w:t xml:space="preserve">Schmelzofen mit Tiegel und Tiegelzange, Temperaturmessgerät mit Einstech-Thermoelement </w:t>
       </w:r>
       <w:r>
         <w:rPr>
@@ -555,23 +406,7 @@
           <w:sz w:val="20"/>
           <w:szCs w:val="20"/>
         </w:rPr>
-        <w:t xml:space="preserve">ölgebundener </w:t>
-      </w:r>
-      <w:proofErr w:type="spellStart"/>
-      <w:r>
-        <w:rPr>
-          <w:sz w:val="20"/>
-          <w:szCs w:val="20"/>
-        </w:rPr>
-        <w:t>Formsand</w:t>
-      </w:r>
-      <w:proofErr w:type="spellEnd"/>
-      <w:r>
-        <w:rPr>
-          <w:sz w:val="20"/>
-          <w:szCs w:val="20"/>
-        </w:rPr>
-        <w:t xml:space="preserve"> („roter Ölsand“) für Form und Kern</w:t>
+        <w:t>ölgebundener Formsand („roter Ölsand“) für Form und Kern</w:t>
       </w:r>
     </w:p>
     <w:p>
@@ -583,77 +418,12 @@
         </w:numPr>
         <w:spacing w:after="30" w:line="252" w:lineRule="auto"/>
       </w:pPr>
-      <w:proofErr w:type="spellStart"/>
       <w:r>
         <w:rPr>
           <w:sz w:val="20"/>
           <w:szCs w:val="20"/>
         </w:rPr>
-        <w:t>Formerwerkzeug</w:t>
-      </w:r>
-      <w:proofErr w:type="spellEnd"/>
-      <w:r>
-        <w:rPr>
-          <w:sz w:val="20"/>
-          <w:szCs w:val="20"/>
-        </w:rPr>
-        <w:t xml:space="preserve"> (</w:t>
-      </w:r>
-      <w:proofErr w:type="spellStart"/>
-      <w:r>
-        <w:rPr>
-          <w:sz w:val="20"/>
-          <w:szCs w:val="20"/>
-        </w:rPr>
-        <w:t>Aufstampfbrett</w:t>
-      </w:r>
-      <w:proofErr w:type="spellEnd"/>
-      <w:r>
-        <w:rPr>
-          <w:sz w:val="20"/>
-          <w:szCs w:val="20"/>
-        </w:rPr>
-        <w:t xml:space="preserve">, Stampfer, Abstreichlineal, Sieb, </w:t>
-      </w:r>
-      <w:proofErr w:type="spellStart"/>
-      <w:r>
-        <w:rPr>
-          <w:sz w:val="20"/>
-          <w:szCs w:val="20"/>
-        </w:rPr>
-        <w:t>Formerlöffel</w:t>
-      </w:r>
-      <w:proofErr w:type="spellEnd"/>
-      <w:r>
-        <w:rPr>
-          <w:sz w:val="20"/>
-          <w:szCs w:val="20"/>
-        </w:rPr>
-        <w:t xml:space="preserve">, Luftspieß, </w:t>
-      </w:r>
-      <w:proofErr w:type="spellStart"/>
-      <w:r>
-        <w:rPr>
-          <w:sz w:val="20"/>
-          <w:szCs w:val="20"/>
-        </w:rPr>
-        <w:t>Anschnittmesser</w:t>
-      </w:r>
-      <w:proofErr w:type="spellEnd"/>
-      <w:r>
-        <w:rPr>
-          <w:sz w:val="20"/>
-          <w:szCs w:val="20"/>
-        </w:rPr>
-        <w:t xml:space="preserve">, Blasebalg), Trennmittel </w:t>
-      </w:r>
-      <w:r>
-        <w:rPr>
-          <w:sz w:val="20"/>
-          <w:szCs w:val="20"/>
-          <w:highlight w:val="yellow"/>
-        </w:rPr>
-        <w:t>Bezeichnung</w:t>
+        <w:t>Formerwerkzeug (Aufstampfbrett, Stampfer, Abstreichlineal, Sieb, Formerlöffel, Luftspieß, Anschnittmesser), Trennmittel</w:t>
       </w:r>
     </w:p>
     <w:p>
@@ -670,7 +440,7 @@
           <w:sz w:val="20"/>
           <w:szCs w:val="20"/>
         </w:rPr>
-        <w:t>Beschwerungsgewichte, Waage, Messschieber, Stoppuhr</w:t>
+        <w:t>Beschwerungsgewichte, Waage, Messschieber</w:t>
       </w:r>
     </w:p>
     <w:p>
@@ -682,37 +452,12 @@
         </w:numPr>
         <w:spacing w:after="30" w:line="252" w:lineRule="auto"/>
       </w:pPr>
-      <w:proofErr w:type="spellStart"/>
       <w:r>
         <w:rPr>
           <w:sz w:val="20"/>
           <w:szCs w:val="20"/>
         </w:rPr>
-        <w:t>Reinzinn</w:t>
-      </w:r>
-      <w:proofErr w:type="spellEnd"/>
-      <w:r>
-        <w:rPr>
-          <w:sz w:val="20"/>
-          <w:szCs w:val="20"/>
-        </w:rPr>
-        <w:t xml:space="preserve"> (</w:t>
-      </w:r>
-      <w:proofErr w:type="spellStart"/>
-      <w:r>
-        <w:rPr>
-          <w:sz w:val="20"/>
-          <w:szCs w:val="20"/>
-        </w:rPr>
-        <w:t>Sn</w:t>
-      </w:r>
-      <w:proofErr w:type="spellEnd"/>
-      <w:r>
-        <w:rPr>
-          <w:sz w:val="20"/>
-          <w:szCs w:val="20"/>
-        </w:rPr>
-        <w:t xml:space="preserve"> ≥ 99,9 %), persönliche Schutzausrüstung für den Gießbereich, Löschsand</w:t>
+        <w:t>Reinzinn (Sn ≥ 99,9 %), persönliche Schutzausrüstung für den Gießbereich, Löschsand</w:t>
       </w:r>
     </w:p>
     <w:p>
@@ -741,12 +486,6 @@
         <w:gridCol w:w="9638"/>
       </w:tblGrid>
       <w:tr>
-        <w:tblPrEx>
-          <w:tblCellMar>
-            <w:top w:w="0" w:type="dxa"/>
-            <w:bottom w:w="0" w:type="dxa"/>
-          </w:tblCellMar>
-        </w:tblPrEx>
         <w:tc>
           <w:tcPr>
             <w:tcW w:w="9638" w:type="dxa"/>
@@ -791,23 +530,7 @@
                 <w:sz w:val="18"/>
                 <w:szCs w:val="18"/>
               </w:rPr>
-              <w:t xml:space="preserve">Für das Testat ist eine </w:t>
-            </w:r>
-            <w:proofErr w:type="spellStart"/>
-            <w:r>
-              <w:rPr>
-                <w:sz w:val="18"/>
-                <w:szCs w:val="18"/>
-              </w:rPr>
-              <w:t>abprüfbare</w:t>
-            </w:r>
-            <w:proofErr w:type="spellEnd"/>
-            <w:r>
-              <w:rPr>
-                <w:sz w:val="18"/>
-                <w:szCs w:val="18"/>
-              </w:rPr>
-              <w:t>, häusliche Vorbereitung zu den folgenden Themen erforderlich:</w:t>
+              <w:t>Für das Testat ist eine abprüfbare, häusliche Vorbereitung zu den folgenden Themen erforderlich:</w:t>
             </w:r>
           </w:p>
           <w:p>
@@ -841,17 +564,8 @@
                 <w:sz w:val="18"/>
                 <w:szCs w:val="18"/>
               </w:rPr>
-              <w:t xml:space="preserve">ölgebundene Formstoffe: Aufbau, Vor- und Nachteile gegenüber tongebundenem </w:t>
-            </w:r>
-            <w:proofErr w:type="spellStart"/>
-            <w:r>
-              <w:rPr>
-                <w:sz w:val="18"/>
-                <w:szCs w:val="18"/>
-              </w:rPr>
-              <w:t>Formsand</w:t>
-            </w:r>
-            <w:proofErr w:type="spellEnd"/>
+              <w:t>ölgebundene Formstoffe: Aufbau, Vor- und Nachteile gegenüber tongebundenem Formsand</w:t>
+            </w:r>
           </w:p>
           <w:p>
             <w:pPr>
@@ -884,7 +598,7 @@
                 <w:sz w:val="18"/>
                 <w:szCs w:val="18"/>
               </w:rPr>
-              <w:t>Die vorbereitenden Berechnungen V1 bis V3 sind vollständig gelöst mitzubringen.</w:t>
+              <w:t>Die vorbereitenden Berechnungen V1 und V2 sind vollständig gelöst mitzubringen.</w:t>
             </w:r>
           </w:p>
           <w:p>
@@ -901,7 +615,14 @@
                 <w:sz w:val="18"/>
                 <w:szCs w:val="18"/>
               </w:rPr>
-              <w:t>Ein Tabellenbuch, ein Taschenrechner und die entsprechenden Teile aus dem Skript sind mitzubringen.</w:t>
+              <w:t>Ein Tabellenbuch, ein Taschenrechner und entsprechende Teile aus dem Skript sind mitzubringen.</w:t>
+            </w:r>
+            <w:r>
+              <w:rPr>
+                <w:sz w:val="18"/>
+                <w:szCs w:val="18"/>
+              </w:rPr>
+              <w:t xml:space="preserve"> (Digital)</w:t>
             </w:r>
           </w:p>
         </w:tc>
@@ -933,12 +654,6 @@
         <w:gridCol w:w="9638"/>
       </w:tblGrid>
       <w:tr>
-        <w:tblPrEx>
-          <w:tblCellMar>
-            <w:top w:w="0" w:type="dxa"/>
-            <w:bottom w:w="0" w:type="dxa"/>
-          </w:tblCellMar>
-        </w:tblPrEx>
         <w:tc>
           <w:tcPr>
             <w:tcW w:w="9638" w:type="dxa"/>
@@ -983,39 +698,7 @@
                 <w:sz w:val="18"/>
                 <w:szCs w:val="18"/>
               </w:rPr>
-              <w:t xml:space="preserve">Im Labor sind geschlossenes, festes Schuhwerk und </w:t>
-            </w:r>
-            <w:proofErr w:type="gramStart"/>
-            <w:r>
-              <w:rPr>
-                <w:sz w:val="18"/>
-                <w:szCs w:val="18"/>
-              </w:rPr>
-              <w:t>eng anliegende</w:t>
-            </w:r>
-            <w:proofErr w:type="gramEnd"/>
-            <w:r>
-              <w:rPr>
-                <w:sz w:val="18"/>
-                <w:szCs w:val="18"/>
-              </w:rPr>
-              <w:t xml:space="preserve"> Kleidung (inkl. langer Hose) zu tragen. Die Kleidung soll aus Baumwolle bestehen; leicht schmelzende </w:t>
-            </w:r>
-            <w:proofErr w:type="spellStart"/>
-            <w:r>
-              <w:rPr>
-                <w:sz w:val="18"/>
-                <w:szCs w:val="18"/>
-              </w:rPr>
-              <w:t>Synthetikfasern</w:t>
-            </w:r>
-            <w:proofErr w:type="spellEnd"/>
-            <w:r>
-              <w:rPr>
-                <w:sz w:val="18"/>
-                <w:szCs w:val="18"/>
-              </w:rPr>
-              <w:t xml:space="preserve"> sind nicht zulässig. Lange Haare dürfen nicht offen getragen werden.</w:t>
+              <w:t>Im Labor sind geschlossenes, festes Schuhwerk und eng anliegende Kleidung (inkl. langer Hose) zu tragen. Die Kleidung soll aus Baumwolle bestehen; leicht schmelzende Synthetikfasern sind nicht zulässig. Lange Haare dürfen nicht offen getragen werden.</w:t>
             </w:r>
           </w:p>
           <w:p>
@@ -1032,7 +715,7 @@
                 <w:sz w:val="18"/>
                 <w:szCs w:val="18"/>
               </w:rPr>
-              <w:t>Die Teilnahme an der Sicherheitsunterweisung zu Versuchsbeginn ist Pflicht und wird durch Unterschrift bestätigt. Die selbstständige Erarbeitung des Protokolls ist von jedem Gruppenmitglied nachzuweisen.</w:t>
+              <w:t>Die Teilnahme an der Sicherheitsunterweisung zu Versuchsbeginn ist Pflicht und wird durch Unterschrift bestätigt.</w:t>
             </w:r>
           </w:p>
           <w:p>
@@ -1122,15 +805,7 @@
         <w:spacing w:after="60"/>
       </w:pPr>
       <w:r>
-        <w:t xml:space="preserve">Schmelztemperatur und Dichte von </w:t>
-      </w:r>
-      <w:proofErr w:type="spellStart"/>
-      <w:r>
-        <w:t>Reinzinn</w:t>
-      </w:r>
-      <w:proofErr w:type="spellEnd"/>
-      <w:r>
-        <w:t xml:space="preserve"> im festen und im flüssigen Zustand</w:t>
+        <w:t>Schmelztemperatur und Dichte von Reinzinn im festen und im flüssigen Zustand</w:t>
       </w:r>
     </w:p>
     <w:p>
@@ -1312,11 +987,7 @@
         <w:t>GS</w:t>
       </w:r>
       <w:r>
-        <w:t xml:space="preserve"> (Einguss, Lauf, Anschnitt, Steiger). Bestimmen Sie daraus die Masse des Gussteils </w:t>
-      </w:r>
-      <w:proofErr w:type="spellStart"/>
-      <w:r>
-        <w:t>m</w:t>
+        <w:t xml:space="preserve"> (Einguss, Lauf, Anschnitt, Steiger). Bestimmen Sie daraus die Masse des Gussteils m</w:t>
       </w:r>
       <w:r>
         <w:rPr>
@@ -1324,13 +995,8 @@
         </w:rPr>
         <w:t>G</w:t>
       </w:r>
-      <w:proofErr w:type="spellEnd"/>
-      <w:r>
-        <w:t xml:space="preserve"> und die im Tiegel benötigte Schmelzmasse </w:t>
-      </w:r>
-      <w:proofErr w:type="spellStart"/>
-      <w:r>
-        <w:t>m</w:t>
+      <w:r>
+        <w:t xml:space="preserve"> und die im Tiegel benötigte Schmelzmasse m</w:t>
       </w:r>
       <w:r>
         <w:rPr>
@@ -1341,7 +1007,6 @@
       <w:r>
         <w:t>.</w:t>
       </w:r>
-      <w:proofErr w:type="spellEnd"/>
     </w:p>
     <w:p>
       <w:pPr>
@@ -1362,32 +1027,76 @@
           <w:b/>
           <w:bCs/>
         </w:rPr>
-        <w:t>Füllzeit.</w:t>
-      </w:r>
-      <w:r>
-        <w:t xml:space="preserve"> Berechnen Sie die Strömungsgeschwindigkeit v im </w:t>
-      </w:r>
-      <w:proofErr w:type="spellStart"/>
-      <w:r>
-        <w:t>Eingusskanal</w:t>
-      </w:r>
-      <w:proofErr w:type="spellEnd"/>
-      <w:r>
-        <w:t xml:space="preserve"> und daraus die Füllzeit </w:t>
-      </w:r>
-      <w:proofErr w:type="spellStart"/>
-      <w:r>
-        <w:t>t</w:t>
+        <w:t>Beschwerungsgewicht.</w:t>
+      </w:r>
+      <w:r>
+        <w:t xml:space="preserve"> Berechnen Sie die metallostatische Auftriebskraft F</w:t>
       </w:r>
       <w:r>
         <w:rPr>
           <w:vertAlign w:val="subscript"/>
         </w:rPr>
-        <w:t>F</w:t>
-      </w:r>
-      <w:proofErr w:type="spellEnd"/>
-      <w:r>
-        <w:t xml:space="preserve"> der Form.</w:t>
+        <w:t>M</w:t>
+      </w:r>
+      <w:r>
+        <w:t xml:space="preserve"> auf den Oberkasten und die Auftriebskraft F</w:t>
+      </w:r>
+      <w:r>
+        <w:rPr>
+          <w:vertAlign w:val="subscript"/>
+        </w:rPr>
+        <w:t>K</w:t>
+      </w:r>
+      <w:r>
+        <w:t xml:space="preserve"> auf den Kern. Bestimmen Sie daraus die Masse m</w:t>
+      </w:r>
+      <w:r>
+        <w:rPr>
+          <w:vertAlign w:val="subscript"/>
+        </w:rPr>
+        <w:t>Bes</w:t>
+      </w:r>
+      <w:r>
+        <w:t>, mit der der Oberkasten beschwert werden muss, damit er beim Abgießen nicht abhebt.</w:t>
+      </w:r>
+    </w:p>
+    <w:p>
+      <w:pPr>
+        <w:keepNext/>
+        <w:pageBreakBefore/>
+        <w:spacing w:after="120"/>
+      </w:pPr>
+      <w:r>
+        <w:rPr>
+          <w:b/>
+          <w:bCs/>
+          <w:sz w:val="24"/>
+          <w:szCs w:val="24"/>
+        </w:rPr>
+        <w:lastRenderedPageBreak/>
+        <w:t>Durchführung</w:t>
+      </w:r>
+    </w:p>
+    <w:p>
+      <w:pPr>
+        <w:spacing w:after="100" w:line="276" w:lineRule="auto"/>
+      </w:pPr>
+      <w:r>
+        <w:t>Die Arbeitsschritte werden in der angegebenen Reihenfolge ausgeführt. Messwerte werden sofort in Tabelle 1 und Tabelle 2 notiert. Eine bebilderte Schritt-für-Schritt-Anleitung liegt am Arbeitsplatz aus.</w:t>
+      </w:r>
+    </w:p>
+    <w:p>
+      <w:pPr>
+        <w:keepNext/>
+        <w:spacing w:before="200" w:after="100"/>
+        <w:ind w:left="567"/>
+      </w:pPr>
+      <w:r>
+        <w:rPr>
+          <w:b/>
+          <w:bCs/>
+        </w:rPr>
+        <w:t>Herstellung des Kerns</w:t>
       </w:r>
     </w:p>
     <w:p>
@@ -1399,91 +1108,11 @@
         <w:ind w:left="1134" w:hanging="567"/>
       </w:pPr>
       <w:r>
-        <w:t>V3</w:t>
+        <w:t>1</w:t>
       </w:r>
       <w:r>
         <w:tab/>
-      </w:r>
-      <w:r>
-        <w:rPr>
-          <w:b/>
-          <w:bCs/>
-        </w:rPr>
-        <w:t>Beschwerungsgewicht.</w:t>
-      </w:r>
-      <w:r>
-        <w:t xml:space="preserve"> Berechnen Sie die metallostatische Auftriebskraft F</w:t>
-      </w:r>
-      <w:r>
-        <w:rPr>
-          <w:vertAlign w:val="subscript"/>
-        </w:rPr>
-        <w:t>M</w:t>
-      </w:r>
-      <w:r>
-        <w:t xml:space="preserve"> auf den Oberkasten und die Auftriebskraft F</w:t>
-      </w:r>
-      <w:r>
-        <w:rPr>
-          <w:vertAlign w:val="subscript"/>
-        </w:rPr>
-        <w:t>K</w:t>
-      </w:r>
-      <w:r>
-        <w:t xml:space="preserve"> auf den Kern. Bestimmen Sie daraus die Masse </w:t>
-      </w:r>
-      <w:proofErr w:type="spellStart"/>
-      <w:r>
-        <w:t>m</w:t>
-      </w:r>
-      <w:r>
-        <w:rPr>
-          <w:vertAlign w:val="subscript"/>
-        </w:rPr>
-        <w:t>Bes</w:t>
-      </w:r>
-      <w:proofErr w:type="spellEnd"/>
-      <w:r>
-        <w:t>, mit der der Oberkasten beschwert werden muss, damit er beim Abgießen nicht abhebt.</w:t>
-      </w:r>
-    </w:p>
-    <w:p>
-      <w:pPr>
-        <w:keepNext/>
-        <w:pageBreakBefore/>
-        <w:spacing w:after="120"/>
-      </w:pPr>
-      <w:r>
-        <w:rPr>
-          <w:b/>
-          <w:bCs/>
-          <w:sz w:val="24"/>
-          <w:szCs w:val="24"/>
-        </w:rPr>
-        <w:lastRenderedPageBreak/>
-        <w:t>Durchführung</w:t>
-      </w:r>
-    </w:p>
-    <w:p>
-      <w:pPr>
-        <w:spacing w:after="100" w:line="276" w:lineRule="auto"/>
-      </w:pPr>
-      <w:r>
-        <w:t>Die Arbeitsschritte werden in der angegebenen Reihenfolge ausgeführt. Messwerte werden sofort in Tabelle 1 und Tabelle 2 notiert. Eine bebilderte Schritt-für-Schritt-Anleitung liegt am Arbeitsplatz aus.</w:t>
-      </w:r>
-    </w:p>
-    <w:p>
-      <w:pPr>
-        <w:keepNext/>
-        <w:spacing w:before="200" w:after="100"/>
-        <w:ind w:left="567"/>
-      </w:pPr>
-      <w:r>
-        <w:rPr>
-          <w:b/>
-          <w:bCs/>
-        </w:rPr>
-        <w:t>Herstellung des Kerns</w:t>
+        <w:t>Die Hälften des Kernkastens werden gereinigt, mit Trennmittel versehen und zusammengesetzt.</w:t>
       </w:r>
     </w:p>
     <w:p>
@@ -1495,11 +1124,11 @@
         <w:ind w:left="1134" w:hanging="567"/>
       </w:pPr>
       <w:r>
-        <w:t>1</w:t>
+        <w:t>2</w:t>
       </w:r>
       <w:r>
         <w:tab/>
-        <w:t>Die Hälften des Kernkastens werden gereinigt, mit Trennmittel versehen und zusammengesetzt.</w:t>
+        <w:t>Der Ölsand wird durch Sieben aufgelockert und portionsweise in den Kernkasten gefüllt; jede Lage wird gleichmäßig verdichtet.</w:t>
       </w:r>
     </w:p>
     <w:p>
@@ -1511,11 +1140,11 @@
         <w:ind w:left="1134" w:hanging="567"/>
       </w:pPr>
       <w:r>
-        <w:t>2</w:t>
+        <w:t>3</w:t>
       </w:r>
       <w:r>
         <w:tab/>
-        <w:t>Der Ölsand wird durch Sieben aufgelockert und portionsweise in den Kernkasten gefüllt; jede Lage wird gleichmäßig verdichtet.</w:t>
+        <w:t>Überstehender Sand wird bündig abgestrichen.</w:t>
       </w:r>
     </w:p>
     <w:p>
@@ -1527,11 +1156,11 @@
         <w:ind w:left="1134" w:hanging="567"/>
       </w:pPr>
       <w:r>
-        <w:t>3</w:t>
+        <w:t>4</w:t>
       </w:r>
       <w:r>
         <w:tab/>
-        <w:t>Überstehender Sand wird bündig abgestrichen.</w:t>
+        <w:t>Der Kernkasten wird vorsichtig geöffnet und der Kern entnommen. Der ungebackene Ölsandkern ist bruchempfindlich und wird nur gestützt bewegt.</w:t>
       </w:r>
     </w:p>
     <w:p>
@@ -1543,11 +1172,52 @@
         <w:ind w:left="1134" w:hanging="567"/>
       </w:pPr>
       <w:r>
-        <w:t>4</w:t>
+        <w:t>5</w:t>
       </w:r>
       <w:r>
         <w:tab/>
-        <w:t>Der Kernkasten wird vorsichtig geöffnet und der Kern entnommen. Der ungebackene Ölsandkern ist bruchempfindlich und wird nur gestützt bewegt.</w:t>
+        <w:t>Masse m</w:t>
+      </w:r>
+      <w:r>
+        <w:rPr>
+          <w:vertAlign w:val="subscript"/>
+        </w:rPr>
+        <w:t>K</w:t>
+      </w:r>
+      <w:r>
+        <w:t>, Durchmesser d</w:t>
+      </w:r>
+      <w:r>
+        <w:rPr>
+          <w:vertAlign w:val="subscript"/>
+        </w:rPr>
+        <w:t>K</w:t>
+      </w:r>
+      <w:r>
+        <w:t xml:space="preserve"> und Länge l</w:t>
+      </w:r>
+      <w:r>
+        <w:rPr>
+          <w:vertAlign w:val="subscript"/>
+        </w:rPr>
+        <w:t>K</w:t>
+      </w:r>
+      <w:r>
+        <w:t xml:space="preserve"> des Kerns werden bestimmt.</w:t>
+      </w:r>
+    </w:p>
+    <w:p>
+      <w:pPr>
+        <w:keepNext/>
+        <w:spacing w:before="200" w:after="100"/>
+        <w:ind w:left="567"/>
+      </w:pPr>
+      <w:r>
+        <w:rPr>
+          <w:b/>
+          <w:bCs/>
+        </w:rPr>
+        <w:t>Herstellung der Form</w:t>
       </w:r>
     </w:p>
     <w:p>
@@ -1559,67 +1229,11 @@
         <w:ind w:left="1134" w:hanging="567"/>
       </w:pPr>
       <w:r>
-        <w:t>5</w:t>
+        <w:t>6</w:t>
       </w:r>
       <w:r>
         <w:tab/>
-        <w:t xml:space="preserve">Masse </w:t>
-      </w:r>
-      <w:proofErr w:type="spellStart"/>
-      <w:r>
-        <w:t>m</w:t>
-      </w:r>
-      <w:r>
-        <w:rPr>
-          <w:vertAlign w:val="subscript"/>
-        </w:rPr>
-        <w:t>K</w:t>
-      </w:r>
-      <w:proofErr w:type="spellEnd"/>
-      <w:r>
-        <w:t xml:space="preserve">, Durchmesser </w:t>
-      </w:r>
-      <w:proofErr w:type="spellStart"/>
-      <w:r>
-        <w:t>d</w:t>
-      </w:r>
-      <w:r>
-        <w:rPr>
-          <w:vertAlign w:val="subscript"/>
-        </w:rPr>
-        <w:t>K</w:t>
-      </w:r>
-      <w:proofErr w:type="spellEnd"/>
-      <w:r>
-        <w:t xml:space="preserve"> und Länge </w:t>
-      </w:r>
-      <w:proofErr w:type="spellStart"/>
-      <w:r>
-        <w:t>l</w:t>
-      </w:r>
-      <w:r>
-        <w:rPr>
-          <w:vertAlign w:val="subscript"/>
-        </w:rPr>
-        <w:t>K</w:t>
-      </w:r>
-      <w:proofErr w:type="spellEnd"/>
-      <w:r>
-        <w:t xml:space="preserve"> des Kerns werden bestimmt.</w:t>
-      </w:r>
-    </w:p>
-    <w:p>
-      <w:pPr>
-        <w:keepNext/>
-        <w:spacing w:before="200" w:after="100"/>
-        <w:ind w:left="567"/>
-      </w:pPr>
-      <w:r>
-        <w:rPr>
-          <w:b/>
-          <w:bCs/>
-        </w:rPr>
-        <w:t>Herstellung der Form</w:t>
+        <w:t>Die Modellhälfte ohne Passstifte wird mit der Teilfläche nach unten mittig auf das Aufstampfbrett gelegt und der Unterkasten mit der Führungsseite nach unten darübergesetzt.</w:t>
       </w:r>
     </w:p>
     <w:p>
@@ -1631,27 +1245,20 @@
         <w:ind w:left="1134" w:hanging="567"/>
       </w:pPr>
       <w:r>
-        <w:t>6</w:t>
+        <w:t>7</w:t>
       </w:r>
       <w:r>
         <w:tab/>
-        <w:t xml:space="preserve">Die Modellhälfte ohne Passstifte wird mit der Teilfläche nach unten mittig auf das </w:t>
-      </w:r>
-      <w:proofErr w:type="spellStart"/>
-      <w:r>
-        <w:t>Aufstampfbrett</w:t>
-      </w:r>
-      <w:proofErr w:type="spellEnd"/>
-      <w:r>
-        <w:t xml:space="preserve"> gelegt und der Unterkasten mit der Führungsseite nach unten </w:t>
-      </w:r>
-      <w:proofErr w:type="spellStart"/>
-      <w:r>
-        <w:t>darübergesetzt</w:t>
-      </w:r>
-      <w:proofErr w:type="spellEnd"/>
-      <w:r>
-        <w:t>.</w:t>
+        <w:t xml:space="preserve">Das Modell wird mit Trennmittel versehen, mit gesiebtem Ölsand etwa </w:t>
+      </w:r>
+      <w:r>
+        <w:rPr>
+          <w:highlight w:val="yellow"/>
+        </w:rPr>
+        <w:t>10 mm</w:t>
+      </w:r>
+      <w:r>
+        <w:t xml:space="preserve"> dick bedeckt und der Sand von Hand angedrückt.</w:t>
       </w:r>
     </w:p>
     <w:p>
@@ -1663,20 +1270,11 @@
         <w:ind w:left="1134" w:hanging="567"/>
       </w:pPr>
       <w:r>
-        <w:t>7</w:t>
+        <w:t>8</w:t>
       </w:r>
       <w:r>
         <w:tab/>
-        <w:t xml:space="preserve">Das Modell wird mit Trennmittel versehen, mit gesiebtem Ölsand etwa </w:t>
-      </w:r>
-      <w:r>
-        <w:rPr>
-          <w:highlight w:val="yellow"/>
-        </w:rPr>
-        <w:t>10 mm</w:t>
-      </w:r>
-      <w:r>
-        <w:t xml:space="preserve"> dick bedeckt und der Sand von Hand angedrückt.</w:t>
+        <w:t>Der Kasten wird lagenweise mit Ölsand gefüllt und verdichtet: am Kastenrand fest, über dem Modell gefühlvoll, ohne das Modell direkt zu treffen.</w:t>
       </w:r>
     </w:p>
     <w:p>
@@ -1688,11 +1286,11 @@
         <w:ind w:left="1134" w:hanging="567"/>
       </w:pPr>
       <w:r>
-        <w:t>8</w:t>
+        <w:t>9</w:t>
       </w:r>
       <w:r>
         <w:tab/>
-        <w:t>Der Kasten wird lagenweise mit Ölsand gefüllt und verdichtet: am Kastenrand fest, über dem Modell gefühlvoll, ohne das Modell direkt zu treffen.</w:t>
+        <w:t>Überstehender Sand wird abgestrichen, der Unterkasten gewendet und die Teilungsebene mit dem Formerlöffel geglättet.</w:t>
       </w:r>
     </w:p>
     <w:p>
@@ -1704,19 +1302,11 @@
         <w:ind w:left="1134" w:hanging="567"/>
       </w:pPr>
       <w:r>
-        <w:t>9</w:t>
+        <w:t>10</w:t>
       </w:r>
       <w:r>
         <w:tab/>
-        <w:t xml:space="preserve">Überstehender Sand wird abgestrichen, der Unterkasten gewendet und die Teilungsebene mit dem </w:t>
-      </w:r>
-      <w:proofErr w:type="spellStart"/>
-      <w:r>
-        <w:t>Formerlöffel</w:t>
-      </w:r>
-      <w:proofErr w:type="spellEnd"/>
-      <w:r>
-        <w:t xml:space="preserve"> geglättet.</w:t>
+        <w:t>Die zweite Modellhälfte wird über die Passstifte aufgesetzt und die Teilungsebene mit Trennmittel versehen.</w:t>
       </w:r>
     </w:p>
     <w:p>
@@ -1728,11 +1318,11 @@
         <w:ind w:left="1134" w:hanging="567"/>
       </w:pPr>
       <w:r>
-        <w:t>10</w:t>
+        <w:t>11</w:t>
       </w:r>
       <w:r>
         <w:tab/>
-        <w:t>Die zweite Modellhälfte wird über die Passstifte aufgesetzt und die Teilungsebene mit Trennmittel versehen.</w:t>
+        <w:t>Der Oberkasten wird über die Führungsstifte aufgesetzt; die Modelle für Einguss und Steiger werden nach Abbildung 1 positioniert.</w:t>
       </w:r>
     </w:p>
     <w:p>
@@ -1744,11 +1334,11 @@
         <w:ind w:left="1134" w:hanging="567"/>
       </w:pPr>
       <w:r>
-        <w:t>11</w:t>
+        <w:t>12</w:t>
       </w:r>
       <w:r>
         <w:tab/>
-        <w:t>Der Oberkasten wird über die Führungsstifte aufgesetzt; die Modelle für Einguss und Steiger werden nach Abbildung 1 positioniert.</w:t>
+        <w:t>Der Oberkasten wird wie in den Schritten 7 bis 9 eingeformt und abgestrichen. Mit dem Luftspieß werden Luftstiche bis kurz über das Modell gesetzt.</w:t>
       </w:r>
     </w:p>
     <w:p>
@@ -1760,11 +1350,11 @@
         <w:ind w:left="1134" w:hanging="567"/>
       </w:pPr>
       <w:r>
-        <w:t>12</w:t>
+        <w:t>13</w:t>
       </w:r>
       <w:r>
         <w:tab/>
-        <w:t>Der Oberkasten wird wie in den Schritten 7 bis 9 eingeformt und abgestrichen. Mit dem Luftspieß werden Luftstiche bis kurz über das Modell gesetzt.</w:t>
+        <w:t>Einguss- und Steigermodell werden gezogen, der Eingusstrichter wird angeschnitten.</w:t>
       </w:r>
     </w:p>
     <w:p>
@@ -1776,27 +1366,20 @@
         <w:ind w:left="1134" w:hanging="567"/>
       </w:pPr>
       <w:r>
-        <w:t>13</w:t>
+        <w:t>14</w:t>
       </w:r>
       <w:r>
         <w:tab/>
-        <w:t xml:space="preserve">Einguss- und </w:t>
-      </w:r>
-      <w:proofErr w:type="spellStart"/>
-      <w:r>
-        <w:t>Steigermodell</w:t>
-      </w:r>
-      <w:proofErr w:type="spellEnd"/>
-      <w:r>
-        <w:t xml:space="preserve"> werden gezogen, der </w:t>
-      </w:r>
-      <w:proofErr w:type="spellStart"/>
-      <w:r>
-        <w:t>Eingusstrichter</w:t>
-      </w:r>
-      <w:proofErr w:type="spellEnd"/>
-      <w:r>
-        <w:t xml:space="preserve"> wird angeschnitten.</w:t>
+        <w:t>Der Oberkasten wird senkrecht abgehoben, gewogen (m</w:t>
+      </w:r>
+      <w:r>
+        <w:rPr>
+          <w:vertAlign w:val="subscript"/>
+        </w:rPr>
+        <w:t>OK</w:t>
+      </w:r>
+      <w:r>
+        <w:t>) und mit der Teilungsebene nach oben abgelegt.</w:t>
       </w:r>
     </w:p>
     <w:p>
@@ -1808,25 +1391,11 @@
         <w:ind w:left="1134" w:hanging="567"/>
       </w:pPr>
       <w:r>
-        <w:t>14</w:t>
+        <w:t>15</w:t>
       </w:r>
       <w:r>
         <w:tab/>
-        <w:t>Der Oberkasten wird senkrecht abgehoben, gewogen (</w:t>
-      </w:r>
-      <w:proofErr w:type="spellStart"/>
-      <w:r>
-        <w:t>m</w:t>
-      </w:r>
-      <w:r>
-        <w:rPr>
-          <w:vertAlign w:val="subscript"/>
-        </w:rPr>
-        <w:t>OK</w:t>
-      </w:r>
-      <w:proofErr w:type="spellEnd"/>
-      <w:r>
-        <w:t>) und mit der Teilungsebene nach oben abgelegt.</w:t>
+        <w:t>Die Modellhälften werden leicht losgeklopft und senkrecht gezogen. Beschädigte Kanten werden mit dem Formerlöffel ausgebessert.</w:t>
       </w:r>
     </w:p>
     <w:p>
@@ -1838,19 +1407,20 @@
         <w:ind w:left="1134" w:hanging="567"/>
       </w:pPr>
       <w:r>
-        <w:t>15</w:t>
+        <w:t>16</w:t>
       </w:r>
       <w:r>
         <w:tab/>
-        <w:t xml:space="preserve">Die Modellhälften werden leicht losgeklopft und senkrecht gezogen. Beschädigte Kanten werden mit dem </w:t>
-      </w:r>
-      <w:proofErr w:type="spellStart"/>
-      <w:r>
-        <w:t>Formerlöffel</w:t>
-      </w:r>
-      <w:proofErr w:type="spellEnd"/>
-      <w:r>
-        <w:t xml:space="preserve"> ausgebessert.</w:t>
+        <w:t xml:space="preserve">Lauf und Anschnitt werden </w:t>
+      </w:r>
+      <w:r>
+        <w:rPr>
+          <w:highlight w:val="yellow"/>
+        </w:rPr>
+        <w:t>gemäß Anleitung</w:t>
+      </w:r>
+      <w:r>
+        <w:t xml:space="preserve"> angeschnitten; lose Sandkörner werden mit dem Blasebalg entfernt.</w:t>
       </w:r>
     </w:p>
     <w:p>
@@ -1862,20 +1432,11 @@
         <w:ind w:left="1134" w:hanging="567"/>
       </w:pPr>
       <w:r>
-        <w:t>16</w:t>
+        <w:t>17</w:t>
       </w:r>
       <w:r>
         <w:tab/>
-        <w:t xml:space="preserve">Lauf und Anschnitt werden </w:t>
-      </w:r>
-      <w:r>
-        <w:rPr>
-          <w:highlight w:val="yellow"/>
-        </w:rPr>
-        <w:t>gemäß Anleitung</w:t>
-      </w:r>
-      <w:r>
-        <w:t xml:space="preserve"> angeschnitten; lose Sandkörner werden mit dem Blasebalg entfernt.</w:t>
+        <w:t>Der Kern wird in die Kernmarken des Unterkastens eingelegt. Er muss fest liegen und rundum den gleichen Abstand zur Formwand haben.</w:t>
       </w:r>
     </w:p>
     <w:p>
@@ -1887,19 +1448,11 @@
         <w:ind w:left="1134" w:hanging="567"/>
       </w:pPr>
       <w:r>
-        <w:t>17</w:t>
+        <w:t>18</w:t>
       </w:r>
       <w:r>
         <w:tab/>
-        <w:t xml:space="preserve">Der Kern wird in die Kernmarken des Unterkastens eingelegt. Er muss fest liegen und rundum den gleichen Abstand zur </w:t>
-      </w:r>
-      <w:proofErr w:type="spellStart"/>
-      <w:r>
-        <w:t>Formwand</w:t>
-      </w:r>
-      <w:proofErr w:type="spellEnd"/>
-      <w:r>
-        <w:t xml:space="preserve"> haben.</w:t>
+        <w:t>Der Oberkasten wird über die Führungsstifte gerade zugelegt, ohne Sand abzustreifen.</w:t>
       </w:r>
     </w:p>
     <w:p>
@@ -1911,11 +1464,43 @@
         <w:ind w:left="1134" w:hanging="567"/>
       </w:pPr>
       <w:r>
-        <w:t>18</w:t>
+        <w:t>19</w:t>
       </w:r>
       <w:r>
         <w:tab/>
-        <w:t>Der Oberkasten wird über die Führungsstifte gerade zugelegt, ohne Sand abzustreifen.</w:t>
+        <w:t>Die erforderliche Beschwerungsmasse m</w:t>
+      </w:r>
+      <w:r>
+        <w:rPr>
+          <w:vertAlign w:val="subscript"/>
+        </w:rPr>
+        <w:t>Bes</w:t>
+      </w:r>
+      <w:r>
+        <w:t xml:space="preserve"> wird mit dem gewogenen Wert m</w:t>
+      </w:r>
+      <w:r>
+        <w:rPr>
+          <w:vertAlign w:val="subscript"/>
+        </w:rPr>
+        <w:t>OK</w:t>
+      </w:r>
+      <w:r>
+        <w:t xml:space="preserve"> nachgerechnet und aufgelegt.</w:t>
+      </w:r>
+    </w:p>
+    <w:p>
+      <w:pPr>
+        <w:keepNext/>
+        <w:spacing w:before="200" w:after="100"/>
+        <w:ind w:left="567"/>
+      </w:pPr>
+      <w:r>
+        <w:rPr>
+          <w:b/>
+          <w:bCs/>
+        </w:rPr>
+        <w:t>Schmelzen und Abgießen</w:t>
       </w:r>
     </w:p>
     <w:p>
@@ -1927,53 +1512,20 @@
         <w:ind w:left="1134" w:hanging="567"/>
       </w:pPr>
       <w:r>
-        <w:t>19</w:t>
+        <w:t>20</w:t>
       </w:r>
       <w:r>
         <w:tab/>
-        <w:t xml:space="preserve">Die erforderliche Beschwerungsmasse </w:t>
-      </w:r>
-      <w:proofErr w:type="spellStart"/>
-      <w:r>
-        <w:t>m</w:t>
+        <w:t>Das Reinzinn wird vor Versuchsbeginn von den Betreuern im Ofen aufgeschmolzen. Die Tiegelfüllung muss mindestens der berechneten Schmelzmasse m</w:t>
       </w:r>
       <w:r>
         <w:rPr>
           <w:vertAlign w:val="subscript"/>
         </w:rPr>
-        <w:t>Bes</w:t>
-      </w:r>
-      <w:proofErr w:type="spellEnd"/>
-      <w:r>
-        <w:t xml:space="preserve"> wird mit dem gewogenen Wert </w:t>
-      </w:r>
-      <w:proofErr w:type="spellStart"/>
-      <w:r>
-        <w:t>m</w:t>
-      </w:r>
-      <w:r>
-        <w:rPr>
-          <w:vertAlign w:val="subscript"/>
-        </w:rPr>
-        <w:t>OK</w:t>
-      </w:r>
-      <w:proofErr w:type="spellEnd"/>
-      <w:r>
-        <w:t xml:space="preserve"> nachgerechnet und aufgelegt.</w:t>
-      </w:r>
-    </w:p>
-    <w:p>
-      <w:pPr>
-        <w:keepNext/>
-        <w:spacing w:before="200" w:after="100"/>
-        <w:ind w:left="567"/>
-      </w:pPr>
-      <w:r>
-        <w:rPr>
-          <w:b/>
-          <w:bCs/>
-        </w:rPr>
-        <w:t>Schmelzen und Abgießen</w:t>
+        <w:t>S</w:t>
+      </w:r>
+      <w:r>
+        <w:t xml:space="preserve"> entsprechen.</w:t>
       </w:r>
     </w:p>
     <w:p>
@@ -1985,33 +1537,11 @@
         <w:ind w:left="1134" w:hanging="567"/>
       </w:pPr>
       <w:r>
-        <w:t>20</w:t>
+        <w:t>21</w:t>
       </w:r>
       <w:r>
         <w:tab/>
-        <w:t xml:space="preserve">Das </w:t>
-      </w:r>
-      <w:proofErr w:type="spellStart"/>
-      <w:r>
-        <w:t>Reinzinn</w:t>
-      </w:r>
-      <w:proofErr w:type="spellEnd"/>
-      <w:r>
-        <w:t xml:space="preserve"> wird vor Versuchsbeginn von den Betreuern im Ofen aufgeschmolzen. Die Tiegelfüllung muss mindestens der berechneten Schmelzmasse </w:t>
-      </w:r>
-      <w:proofErr w:type="spellStart"/>
-      <w:r>
-        <w:t>m</w:t>
-      </w:r>
-      <w:r>
-        <w:rPr>
-          <w:vertAlign w:val="subscript"/>
-        </w:rPr>
-        <w:t>S</w:t>
-      </w:r>
-      <w:proofErr w:type="spellEnd"/>
-      <w:r>
-        <w:t xml:space="preserve"> entsprechen.</w:t>
+        <w:t>Die Form steht auf ebenem, trockenem Untergrund. Der Gießweg ist frei, die gießende Person trägt die vollständige Schutzausrüstung, alle anderen halten Abstand.</w:t>
       </w:r>
     </w:p>
     <w:p>
@@ -2023,19 +1553,30 @@
         <w:ind w:left="1134" w:hanging="567"/>
       </w:pPr>
       <w:r>
-        <w:t>21</w:t>
+        <w:lastRenderedPageBreak/>
+        <w:t>22</w:t>
       </w:r>
       <w:r>
         <w:tab/>
-        <w:t xml:space="preserve">Die Form steht auf ebenem, trockenem Untergrund. Der </w:t>
-      </w:r>
-      <w:proofErr w:type="spellStart"/>
-      <w:r>
-        <w:t>Gießweg</w:t>
-      </w:r>
-      <w:proofErr w:type="spellEnd"/>
-      <w:r>
-        <w:t xml:space="preserve"> ist frei, die gießende Person trägt die vollständige Schutzausrüstung, alle anderen halten Abstand.</w:t>
+        <w:t>Die Temperatur der Schmelze T</w:t>
+      </w:r>
+      <w:r>
+        <w:rPr>
+          <w:vertAlign w:val="subscript"/>
+        </w:rPr>
+        <w:t>G</w:t>
+      </w:r>
+      <w:r>
+        <w:t xml:space="preserve"> wird mit dem Thermoelement gemessen (Richtwert </w:t>
+      </w:r>
+      <w:r>
+        <w:rPr>
+          <w:highlight w:val="yellow"/>
+        </w:rPr>
+        <w:t>ca. 280 °C</w:t>
+      </w:r>
+      <w:r>
+        <w:t>). Die Oxidhaut (Krätze) wird abgezogen.</w:t>
       </w:r>
     </w:p>
     <w:p>
@@ -2047,38 +1588,11 @@
         <w:ind w:left="1134" w:hanging="567"/>
       </w:pPr>
       <w:r>
-        <w:lastRenderedPageBreak/>
-        <w:t>22</w:t>
+        <w:t>23</w:t>
       </w:r>
       <w:r>
         <w:tab/>
-        <w:t>Die Temperatur der Schmelze T</w:t>
-      </w:r>
-      <w:r>
-        <w:rPr>
-          <w:vertAlign w:val="subscript"/>
-        </w:rPr>
-        <w:t>G</w:t>
-      </w:r>
-      <w:r>
-        <w:t xml:space="preserve"> wird mit dem Thermoelement gemessen (Richtwert </w:t>
-      </w:r>
-      <w:r>
-        <w:rPr>
-          <w:highlight w:val="yellow"/>
-        </w:rPr>
-        <w:t>ca. 280 °C</w:t>
-      </w:r>
-      <w:r>
-        <w:t xml:space="preserve">). Die </w:t>
-      </w:r>
-      <w:proofErr w:type="spellStart"/>
-      <w:r>
-        <w:t>Oxidhaut</w:t>
-      </w:r>
-      <w:proofErr w:type="spellEnd"/>
-      <w:r>
-        <w:t xml:space="preserve"> (Krätze) wird abgezogen.</w:t>
+        <w:t>Die Schmelze wird zügig und ohne Unterbrechung in den Eingusstrichter gegossen, bis das Metall im Steiger sichtbar ansteigt.</w:t>
       </w:r>
     </w:p>
     <w:p>
@@ -2090,41 +1604,25 @@
         <w:ind w:left="1134" w:hanging="567"/>
       </w:pPr>
       <w:r>
-        <w:t>23</w:t>
+        <w:t>24</w:t>
       </w:r>
       <w:r>
         <w:tab/>
-        <w:t xml:space="preserve">Die Schmelze wird zügig und ohne Unterbrechung in den </w:t>
-      </w:r>
-      <w:proofErr w:type="spellStart"/>
-      <w:r>
-        <w:t>Eingusstrichter</w:t>
-      </w:r>
-      <w:proofErr w:type="spellEnd"/>
-      <w:r>
-        <w:t xml:space="preserve"> gegossen, bis das Metall im Steiger sichtbar ansteigt. Die </w:t>
-      </w:r>
-      <w:proofErr w:type="spellStart"/>
-      <w:r>
-        <w:t>Gießzeit</w:t>
-      </w:r>
-      <w:proofErr w:type="spellEnd"/>
-      <w:r>
-        <w:t xml:space="preserve"> </w:t>
-      </w:r>
-      <w:proofErr w:type="spellStart"/>
-      <w:r>
-        <w:t>t</w:t>
-      </w:r>
-      <w:r>
-        <w:rPr>
-          <w:vertAlign w:val="subscript"/>
-        </w:rPr>
-        <w:t>G</w:t>
-      </w:r>
-      <w:proofErr w:type="spellEnd"/>
-      <w:r>
-        <w:t xml:space="preserve"> wird gestoppt.</w:t>
+        <w:t>Beobachtungen werden notiert, insbesondere Rauchentwicklung, Metallaustritt an der Teilungsebene und Anheben des Oberkastens.</w:t>
+      </w:r>
+    </w:p>
+    <w:p>
+      <w:pPr>
+        <w:keepNext/>
+        <w:spacing w:before="200" w:after="100"/>
+        <w:ind w:left="567"/>
+      </w:pPr>
+      <w:r>
+        <w:rPr>
+          <w:b/>
+          <w:bCs/>
+        </w:rPr>
+        <w:t>Auspacken und Putzen</w:t>
       </w:r>
     </w:p>
     <w:p>
@@ -2136,25 +1634,20 @@
         <w:ind w:left="1134" w:hanging="567"/>
       </w:pPr>
       <w:r>
-        <w:t>24</w:t>
+        <w:t>25</w:t>
       </w:r>
       <w:r>
         <w:tab/>
-        <w:t>Beobachtungen werden notiert, insbesondere Rauchentwicklung, Metallaustritt an der Teilungsebene und Anheben des Oberkastens.</w:t>
-      </w:r>
-    </w:p>
-    <w:p>
-      <w:pPr>
-        <w:keepNext/>
-        <w:spacing w:before="200" w:after="100"/>
-        <w:ind w:left="567"/>
-      </w:pPr>
-      <w:r>
-        <w:rPr>
-          <w:b/>
-          <w:bCs/>
-        </w:rPr>
-        <w:t>Auspacken und Putzen</w:t>
+        <w:t xml:space="preserve">Die Form kühlt mindestens </w:t>
+      </w:r>
+      <w:r>
+        <w:rPr>
+          <w:highlight w:val="yellow"/>
+        </w:rPr>
+        <w:t>xx min</w:t>
+      </w:r>
+      <w:r>
+        <w:t xml:space="preserve"> ab.</w:t>
       </w:r>
     </w:p>
     <w:p>
@@ -2166,20 +1659,11 @@
         <w:ind w:left="1134" w:hanging="567"/>
       </w:pPr>
       <w:r>
-        <w:t>25</w:t>
+        <w:t>26</w:t>
       </w:r>
       <w:r>
         <w:tab/>
-        <w:t xml:space="preserve">Die Form kühlt mindestens </w:t>
-      </w:r>
-      <w:r>
-        <w:rPr>
-          <w:highlight w:val="yellow"/>
-        </w:rPr>
-        <w:t>xx min</w:t>
-      </w:r>
-      <w:r>
-        <w:t xml:space="preserve"> ab.</w:t>
+        <w:t>Die Beschwerung wird abgenommen und die Form über der Sandkiste ausgeleert. Das Gussteil wird mit der Zange entnommen, da es noch heiß sein kann.</w:t>
       </w:r>
     </w:p>
     <w:p>
@@ -2191,11 +1675,20 @@
         <w:ind w:left="1134" w:hanging="567"/>
       </w:pPr>
       <w:r>
-        <w:t>26</w:t>
+        <w:t>27</w:t>
       </w:r>
       <w:r>
         <w:tab/>
-        <w:t>Die Beschwerung wird abgenommen und die Form über der Sandkiste ausgeleert. Das Gussteil wird mit der Zange entnommen, da es noch heiß sein kann.</w:t>
+        <w:t xml:space="preserve">Der Kernsand wird aus der Bohrung entfernt. Der Ölsand wird in die Sandkiste zurückgegeben und </w:t>
+      </w:r>
+      <w:r>
+        <w:rPr>
+          <w:highlight w:val="yellow"/>
+        </w:rPr>
+        <w:t>gemäß Anweisung</w:t>
+      </w:r>
+      <w:r>
+        <w:t xml:space="preserve"> aufbereitet.</w:t>
       </w:r>
     </w:p>
     <w:p>
@@ -2207,28 +1700,29 @@
         <w:ind w:left="1134" w:hanging="567"/>
       </w:pPr>
       <w:r>
-        <w:t>27</w:t>
+        <w:t>28</w:t>
       </w:r>
       <w:r>
         <w:tab/>
-        <w:t xml:space="preserve">Der </w:t>
-      </w:r>
-      <w:proofErr w:type="spellStart"/>
-      <w:r>
-        <w:t>Kernsand</w:t>
-      </w:r>
-      <w:proofErr w:type="spellEnd"/>
-      <w:r>
-        <w:t xml:space="preserve"> wird aus der Bohrung entfernt. Der Ölsand wird in die Sandkiste zurückgegeben und </w:t>
-      </w:r>
-      <w:r>
-        <w:rPr>
-          <w:highlight w:val="yellow"/>
-        </w:rPr>
-        <w:t>gemäß Anweisung</w:t>
-      </w:r>
-      <w:r>
-        <w:t xml:space="preserve"> aufbereitet.</w:t>
+        <w:t>Gießsystem und Gussteil werden getrennt und einzeln gewogen (m</w:t>
+      </w:r>
+      <w:r>
+        <w:rPr>
+          <w:vertAlign w:val="subscript"/>
+        </w:rPr>
+        <w:t>G,ist</w:t>
+      </w:r>
+      <w:r>
+        <w:t>, m</w:t>
+      </w:r>
+      <w:r>
+        <w:rPr>
+          <w:vertAlign w:val="subscript"/>
+        </w:rPr>
+        <w:t>GS,ist</w:t>
+      </w:r>
+      <w:r>
+        <w:t>).</w:t>
       </w:r>
     </w:p>
     <w:p>
@@ -2240,43 +1734,11 @@
         <w:ind w:left="1134" w:hanging="567"/>
       </w:pPr>
       <w:r>
-        <w:t>28</w:t>
+        <w:t>29</w:t>
       </w:r>
       <w:r>
         <w:tab/>
-        <w:t>Gießsystem und Gussteil werden getrennt und einzeln gewogen (</w:t>
-      </w:r>
-      <w:proofErr w:type="spellStart"/>
-      <w:proofErr w:type="gramStart"/>
-      <w:r>
-        <w:t>m</w:t>
-      </w:r>
-      <w:r>
-        <w:rPr>
-          <w:vertAlign w:val="subscript"/>
-        </w:rPr>
-        <w:t>G,ist</w:t>
-      </w:r>
-      <w:proofErr w:type="spellEnd"/>
-      <w:proofErr w:type="gramEnd"/>
-      <w:r>
-        <w:t xml:space="preserve">, </w:t>
-      </w:r>
-      <w:proofErr w:type="spellStart"/>
-      <w:proofErr w:type="gramStart"/>
-      <w:r>
-        <w:t>m</w:t>
-      </w:r>
-      <w:r>
-        <w:rPr>
-          <w:vertAlign w:val="subscript"/>
-        </w:rPr>
-        <w:t>GS,ist</w:t>
-      </w:r>
-      <w:proofErr w:type="spellEnd"/>
-      <w:proofErr w:type="gramEnd"/>
-      <w:r>
-        <w:t>).</w:t>
+        <w:t>Die Wanddicke des Rohres wird an beiden Rohrenden an je vier um 90° versetzten Stellen gemessen; die Lage „oben“ im Guss wird markiert. Das Gussteil wird fotografiert.</w:t>
       </w:r>
     </w:p>
     <w:p>
@@ -2288,11 +1750,34 @@
         <w:ind w:left="1134" w:hanging="567"/>
       </w:pPr>
       <w:r>
-        <w:t>29</w:t>
+        <w:t>30</w:t>
       </w:r>
       <w:r>
         <w:tab/>
-        <w:t>Die Wanddicke des Rohres wird an beiden Rohrenden an je vier um 90° versetzten Stellen gemessen; die Lage „oben“ im Guss wird markiert. Das Gussteil wird fotografiert.</w:t>
+        <w:t>Zinnreste werden trocken als Kreislaufmaterial gesammelt und der Arbeitsplatz gereinigt.</w:t>
+      </w:r>
+    </w:p>
+    <w:p>
+      <w:pPr>
+        <w:keepNext/>
+        <w:spacing w:before="240" w:after="120"/>
+      </w:pPr>
+      <w:r>
+        <w:rPr>
+          <w:b/>
+          <w:bCs/>
+          <w:sz w:val="24"/>
+          <w:szCs w:val="24"/>
+        </w:rPr>
+        <w:t>Auswertung</w:t>
+      </w:r>
+    </w:p>
+    <w:p>
+      <w:pPr>
+        <w:spacing w:after="60" w:line="264" w:lineRule="auto"/>
+      </w:pPr>
+      <w:r>
+        <w:t>Die Auswertung erfolgt gemeinsam mit den Betreuern am Ende des Labortermins.</w:t>
       </w:r>
     </w:p>
     <w:p>
@@ -2304,26 +1789,11 @@
         <w:ind w:left="1134" w:hanging="567"/>
       </w:pPr>
       <w:r>
-        <w:t>30</w:t>
+        <w:t>1</w:t>
       </w:r>
       <w:r>
         <w:tab/>
-        <w:t>Zinnreste werden trocken als Kreislaufmaterial gesammelt und der Arbeitsplatz gereinigt.</w:t>
-      </w:r>
-    </w:p>
-    <w:p>
-      <w:pPr>
-        <w:keepNext/>
-        <w:spacing w:before="240" w:after="120"/>
-      </w:pPr>
-      <w:r>
-        <w:rPr>
-          <w:b/>
-          <w:bCs/>
-          <w:sz w:val="24"/>
-          <w:szCs w:val="24"/>
-        </w:rPr>
-        <w:t>Auswertung (Protokoll)</w:t>
+        <w:t>Die Ergebnisse der Vorausberechnung (V1 und V2) werden in Tabelle 3 den im Versuch gemessenen Werten gegenübergestellt. Auffällige Abweichungen werden besprochen.</w:t>
       </w:r>
     </w:p>
     <w:p>
@@ -2335,11 +1805,11 @@
         <w:ind w:left="1134" w:hanging="567"/>
       </w:pPr>
       <w:r>
-        <w:t>1</w:t>
+        <w:t>2</w:t>
       </w:r>
       <w:r>
         <w:tab/>
-        <w:t>Die Messwerte werden in Tabelle 1 und Tabelle 2, die Rechenwerte in Tabelle 3 dargestellt.</w:t>
+        <w:t>Es wird geprüft, ob die aufgelegte Beschwerung ausreichend war. Anhaltspunkte sind Grat an der Teilungsebene, Metallaustritt und eine geringere Wanddicke an der Oberseite des Rohres (Kernauftrieb).</w:t>
       </w:r>
     </w:p>
     <w:p>
@@ -2351,87 +1821,11 @@
         <w:ind w:left="1134" w:hanging="567"/>
       </w:pPr>
       <w:r>
-        <w:t>2</w:t>
+        <w:t>3</w:t>
       </w:r>
       <w:r>
         <w:tab/>
-        <w:t>Berechnete und gewogene Masse von Gussteil und Gießsystem werden verglichen; die relative Abweichung wird berechnet und die Ursachen werden diskutiert.</w:t>
-      </w:r>
-    </w:p>
-    <w:p>
-      <w:pPr>
-        <w:tabs>
-          <w:tab w:val="left" w:pos="1134"/>
-        </w:tabs>
-        <w:spacing w:after="60" w:line="264" w:lineRule="auto"/>
-        <w:ind w:left="1134" w:hanging="567"/>
-      </w:pPr>
-      <w:r>
-        <w:t>3</w:t>
-      </w:r>
-      <w:r>
-        <w:tab/>
-        <w:t xml:space="preserve">Die Kernmasse </w:t>
-      </w:r>
-      <w:proofErr w:type="spellStart"/>
-      <w:r>
-        <w:t>m</w:t>
-      </w:r>
-      <w:r>
-        <w:rPr>
-          <w:vertAlign w:val="subscript"/>
-        </w:rPr>
-        <w:t>K</w:t>
-      </w:r>
-      <w:proofErr w:type="spellEnd"/>
-      <w:r>
-        <w:t xml:space="preserve"> und die Masse </w:t>
-      </w:r>
-      <w:proofErr w:type="spellStart"/>
-      <w:r>
-        <w:t>m</w:t>
-      </w:r>
-      <w:r>
-        <w:rPr>
-          <w:vertAlign w:val="subscript"/>
-        </w:rPr>
-        <w:t>OK</w:t>
-      </w:r>
-      <w:proofErr w:type="spellEnd"/>
-      <w:r>
-        <w:t xml:space="preserve"> aus dem Versuch werden in V3 eingesetzt. Es ist zu bewerten, ob die aufgelegte Beschwerung ausreichend war. Anhaltspunkte sind Grat an der Teilungsebene, Metallaustritt und eine geringere Wanddicke an der Oberseite des Rohres (Kernauftrieb).</w:t>
-      </w:r>
-    </w:p>
-    <w:p>
-      <w:pPr>
-        <w:tabs>
-          <w:tab w:val="left" w:pos="1134"/>
-        </w:tabs>
-        <w:spacing w:after="60" w:line="264" w:lineRule="auto"/>
-        <w:ind w:left="1134" w:hanging="567"/>
-      </w:pPr>
-      <w:r>
-        <w:t>4</w:t>
-      </w:r>
-      <w:r>
-        <w:tab/>
-        <w:t>Die Gussfehler am eigenen Bauteil werden in Tabelle 4 dokumentiert: Fehlerbild, Ort, Foto, Ursache und Gegenmaßnahme.</w:t>
-      </w:r>
-    </w:p>
-    <w:p>
-      <w:pPr>
-        <w:tabs>
-          <w:tab w:val="left" w:pos="1134"/>
-        </w:tabs>
-        <w:spacing w:after="60" w:line="264" w:lineRule="auto"/>
-        <w:ind w:left="1134" w:hanging="567"/>
-      </w:pPr>
-      <w:r>
-        <w:t>5</w:t>
-      </w:r>
-      <w:r>
-        <w:tab/>
-        <w:t>Aus den Ergebnissen werden begründete Verbesserungsmaßnahmen für Bauteilgestaltung, Gießsystem, Formherstellung und Prozessführung abgeleitet.</w:t>
+        <w:t>Die Gussfehler am eigenen Bauteil werden bestimmt und in Tabelle 4 mit vermuteter Ursache und möglicher Gegenmaßnahme eingetragen.</w:t>
       </w:r>
     </w:p>
     <w:p>
@@ -2471,12 +1865,6 @@
         <w:gridCol w:w="7738"/>
       </w:tblGrid>
       <w:tr>
-        <w:tblPrEx>
-          <w:tblCellMar>
-            <w:top w:w="0" w:type="dxa"/>
-            <w:bottom w:w="0" w:type="dxa"/>
-          </w:tblCellMar>
-        </w:tblPrEx>
         <w:tc>
           <w:tcPr>
             <w:tcW w:w="1900" w:type="dxa"/>
@@ -2523,12 +1911,6 @@
         </w:tc>
       </w:tr>
       <w:tr>
-        <w:tblPrEx>
-          <w:tblCellMar>
-            <w:top w:w="0" w:type="dxa"/>
-            <w:bottom w:w="0" w:type="dxa"/>
-          </w:tblCellMar>
-        </w:tblPrEx>
         <w:tc>
           <w:tcPr>
             <w:tcW w:w="1900" w:type="dxa"/>
@@ -2575,12 +1957,6 @@
         </w:tc>
       </w:tr>
       <w:tr>
-        <w:tblPrEx>
-          <w:tblCellMar>
-            <w:top w:w="0" w:type="dxa"/>
-            <w:bottom w:w="0" w:type="dxa"/>
-          </w:tblCellMar>
-        </w:tblPrEx>
         <w:tc>
           <w:tcPr>
             <w:tcW w:w="1900" w:type="dxa"/>
@@ -2627,12 +2003,6 @@
         </w:tc>
       </w:tr>
       <w:tr>
-        <w:tblPrEx>
-          <w:tblCellMar>
-            <w:top w:w="0" w:type="dxa"/>
-            <w:bottom w:w="0" w:type="dxa"/>
-          </w:tblCellMar>
-        </w:tblPrEx>
         <w:tc>
           <w:tcPr>
             <w:tcW w:w="1900" w:type="dxa"/>
@@ -2679,12 +2049,6 @@
         </w:tc>
       </w:tr>
       <w:tr>
-        <w:tblPrEx>
-          <w:tblCellMar>
-            <w:top w:w="0" w:type="dxa"/>
-            <w:bottom w:w="0" w:type="dxa"/>
-          </w:tblCellMar>
-        </w:tblPrEx>
         <w:tc>
           <w:tcPr>
             <w:tcW w:w="1900" w:type="dxa"/>
@@ -2702,19 +2066,11 @@
             </w:tcMar>
           </w:tcPr>
           <w:p>
-            <w:proofErr w:type="spellStart"/>
             <w:r>
               <w:rPr>
                 <w:highlight w:val="yellow"/>
               </w:rPr>
-              <w:t>Pähler</w:t>
-            </w:r>
-            <w:proofErr w:type="spellEnd"/>
-            <w:r>
-              <w:rPr>
-                <w:highlight w:val="yellow"/>
-              </w:rPr>
-              <w:t>, D.:</w:t>
+              <w:t>Pähler, D.:</w:t>
             </w:r>
           </w:p>
         </w:tc>
@@ -2784,19 +2140,7 @@
         <w:spacing w:after="60" w:line="264" w:lineRule="auto"/>
       </w:pPr>
       <w:r>
-        <w:t xml:space="preserve">Der Werkstoff ist </w:t>
-      </w:r>
-      <w:proofErr w:type="spellStart"/>
-      <w:r>
-        <w:t>Reinzinn</w:t>
-      </w:r>
-      <w:proofErr w:type="spellEnd"/>
-      <w:r>
-        <w:t xml:space="preserve">; die Dichte der Schmelze </w:t>
-      </w:r>
-      <w:proofErr w:type="spellStart"/>
-      <w:r>
-        <w:t>ρ</w:t>
+        <w:t>Der Werkstoff ist Reinzinn; die Dichte der Schmelze ρ</w:t>
       </w:r>
       <w:r>
         <w:rPr>
@@ -2804,7 +2148,6 @@
         </w:rPr>
         <w:t>fl</w:t>
       </w:r>
-      <w:proofErr w:type="spellEnd"/>
       <w:r>
         <w:t xml:space="preserve"> ist konstant.</w:t>
       </w:r>
@@ -2865,7 +2208,6 @@
         <w:spacing w:before="80" w:after="80"/>
         <w:jc w:val="center"/>
       </w:pPr>
-      <w:proofErr w:type="spellStart"/>
       <w:r>
         <w:rPr>
           <w:rFonts w:ascii="Times New Roman" w:eastAsia="Times New Roman" w:hAnsi="Times New Roman" w:cs="Times New Roman"/>
@@ -2883,23 +2225,13 @@
         </w:rPr>
         <w:t>G</w:t>
       </w:r>
-      <w:proofErr w:type="spellEnd"/>
       <w:r>
         <w:rPr>
           <w:rFonts w:ascii="Times New Roman" w:eastAsia="Times New Roman" w:hAnsi="Times New Roman" w:cs="Times New Roman"/>
           <w:sz w:val="23"/>
           <w:szCs w:val="23"/>
         </w:rPr>
-        <w:t xml:space="preserve"> = </w:t>
-      </w:r>
-      <w:proofErr w:type="spellStart"/>
-      <w:r>
-        <w:rPr>
-          <w:rFonts w:ascii="Times New Roman" w:eastAsia="Times New Roman" w:hAnsi="Times New Roman" w:cs="Times New Roman"/>
-          <w:sz w:val="23"/>
-          <w:szCs w:val="23"/>
-        </w:rPr>
-        <w:t>ρ</w:t>
+        <w:t xml:space="preserve"> = ρ</w:t>
       </w:r>
       <w:r>
         <w:rPr>
@@ -2910,7 +2242,6 @@
         </w:rPr>
         <w:t>fest</w:t>
       </w:r>
-      <w:proofErr w:type="spellEnd"/>
       <w:r>
         <w:rPr>
           <w:rFonts w:ascii="Times New Roman" w:eastAsia="Times New Roman" w:hAnsi="Times New Roman" w:cs="Times New Roman"/>
@@ -2934,7 +2265,6 @@
         <w:spacing w:before="80" w:after="80"/>
         <w:jc w:val="center"/>
       </w:pPr>
-      <w:proofErr w:type="spellStart"/>
       <w:r>
         <w:rPr>
           <w:rFonts w:ascii="Times New Roman" w:eastAsia="Times New Roman" w:hAnsi="Times New Roman" w:cs="Times New Roman"/>
@@ -2952,23 +2282,13 @@
         </w:rPr>
         <w:t>S</w:t>
       </w:r>
-      <w:proofErr w:type="spellEnd"/>
       <w:r>
         <w:rPr>
           <w:rFonts w:ascii="Times New Roman" w:eastAsia="Times New Roman" w:hAnsi="Times New Roman" w:cs="Times New Roman"/>
           <w:sz w:val="23"/>
           <w:szCs w:val="23"/>
         </w:rPr>
-        <w:t xml:space="preserve"> = </w:t>
-      </w:r>
-      <w:proofErr w:type="spellStart"/>
-      <w:r>
-        <w:rPr>
-          <w:rFonts w:ascii="Times New Roman" w:eastAsia="Times New Roman" w:hAnsi="Times New Roman" w:cs="Times New Roman"/>
-          <w:sz w:val="23"/>
-          <w:szCs w:val="23"/>
-        </w:rPr>
-        <w:t>ρ</w:t>
+        <w:t xml:space="preserve"> = ρ</w:t>
       </w:r>
       <w:r>
         <w:rPr>
@@ -2979,7 +2299,6 @@
         </w:rPr>
         <w:t>fest</w:t>
       </w:r>
-      <w:proofErr w:type="spellEnd"/>
       <w:r>
         <w:rPr>
           <w:rFonts w:ascii="Times New Roman" w:eastAsia="Times New Roman" w:hAnsi="Times New Roman" w:cs="Times New Roman"/>
@@ -3040,7 +2359,15 @@
           <w:b/>
           <w:bCs/>
         </w:rPr>
-        <w:t>3. Füllzeit (V2)</w:t>
+        <w:t>3. Auftriebskräfte und Beschwerung (V2)</w:t>
+      </w:r>
+    </w:p>
+    <w:p>
+      <w:pPr>
+        <w:spacing w:after="100" w:line="276" w:lineRule="auto"/>
+      </w:pPr>
+      <w:r>
+        <w:t>Der metallostatische Druck an einer Stelle in der Höhe z über der Teilungsebene hängt nur vom Abstand zum Metallspiegel im Eingusstrichter (Höhe H) ab:</w:t>
       </w:r>
     </w:p>
     <w:p>
@@ -3054,35 +2381,7 @@
           <w:sz w:val="23"/>
           <w:szCs w:val="23"/>
         </w:rPr>
-        <w:t xml:space="preserve">v = μ · </w:t>
-      </w:r>
-      <w:proofErr w:type="gramStart"/>
-      <w:r>
-        <w:rPr>
-          <w:rFonts w:ascii="Times New Roman" w:eastAsia="Times New Roman" w:hAnsi="Times New Roman" w:cs="Times New Roman"/>
-          <w:sz w:val="23"/>
-          <w:szCs w:val="23"/>
-        </w:rPr>
-        <w:t>√(</w:t>
-      </w:r>
-      <w:proofErr w:type="gramEnd"/>
-      <w:r>
-        <w:rPr>
-          <w:rFonts w:ascii="Times New Roman" w:eastAsia="Times New Roman" w:hAnsi="Times New Roman" w:cs="Times New Roman"/>
-          <w:sz w:val="23"/>
-          <w:szCs w:val="23"/>
-        </w:rPr>
-        <w:t xml:space="preserve">2 · g · </w:t>
-      </w:r>
-      <w:proofErr w:type="spellStart"/>
-      <w:proofErr w:type="gramStart"/>
-      <w:r>
-        <w:rPr>
-          <w:rFonts w:ascii="Times New Roman" w:eastAsia="Times New Roman" w:hAnsi="Times New Roman" w:cs="Times New Roman"/>
-          <w:sz w:val="23"/>
-          <w:szCs w:val="23"/>
-        </w:rPr>
-        <w:t>h</w:t>
+        <w:t>p(z) = ρ</w:t>
       </w:r>
       <w:r>
         <w:rPr>
@@ -3091,34 +2390,73 @@
           <w:szCs w:val="23"/>
           <w:vertAlign w:val="subscript"/>
         </w:rPr>
-        <w:t>E</w:t>
-      </w:r>
-      <w:proofErr w:type="spellEnd"/>
+        <w:t>fl</w:t>
+      </w:r>
       <w:r>
         <w:rPr>
           <w:rFonts w:ascii="Times New Roman" w:eastAsia="Times New Roman" w:hAnsi="Times New Roman" w:cs="Times New Roman"/>
           <w:sz w:val="23"/>
           <w:szCs w:val="23"/>
         </w:rPr>
-        <w:t xml:space="preserve">)   </w:t>
-      </w:r>
-      <w:proofErr w:type="gramEnd"/>
+        <w:t xml:space="preserve"> · g · (H − z)</w:t>
+      </w:r>
+    </w:p>
+    <w:p>
+      <w:pPr>
+        <w:spacing w:after="100" w:line="276" w:lineRule="auto"/>
+      </w:pPr>
+      <w:r>
+        <w:t>Die senkrechte Kraft auf den Oberkasten ist das Integral dieses Drucks über die in die Teilungsebene projizierte Fläche A</w:t>
+      </w:r>
+      <w:r>
+        <w:rPr>
+          <w:vertAlign w:val="subscript"/>
+        </w:rPr>
+        <w:t>P</w:t>
+      </w:r>
+      <w:r>
+        <w:t xml:space="preserve"> des Formhohlraums. Mit der Höhe z</w:t>
+      </w:r>
+      <w:r>
+        <w:rPr>
+          <w:vertAlign w:val="subscript"/>
+        </w:rPr>
+        <w:t>O</w:t>
+      </w:r>
+      <w:r>
+        <w:t xml:space="preserve"> der Oberkasten-Kontur über der Teilungsebene gilt ∫ z</w:t>
+      </w:r>
+      <w:r>
+        <w:rPr>
+          <w:vertAlign w:val="subscript"/>
+        </w:rPr>
+        <w:t>O</w:t>
+      </w:r>
+      <w:r>
+        <w:t xml:space="preserve"> dA = V</w:t>
+      </w:r>
+      <w:r>
+        <w:rPr>
+          <w:vertAlign w:val="subscript"/>
+        </w:rPr>
+        <w:t>O</w:t>
+      </w:r>
+      <w:r>
+        <w:t>:</w:t>
+      </w:r>
+    </w:p>
+    <w:p>
+      <w:pPr>
+        <w:spacing w:before="80" w:after="80"/>
+        <w:jc w:val="center"/>
+      </w:pPr>
       <w:r>
         <w:rPr>
           <w:rFonts w:ascii="Times New Roman" w:eastAsia="Times New Roman" w:hAnsi="Times New Roman" w:cs="Times New Roman"/>
           <w:sz w:val="23"/>
           <w:szCs w:val="23"/>
         </w:rPr>
-        <w:t xml:space="preserve">       </w:t>
-      </w:r>
-      <w:proofErr w:type="spellStart"/>
-      <w:r>
-        <w:rPr>
-          <w:rFonts w:ascii="Times New Roman" w:eastAsia="Times New Roman" w:hAnsi="Times New Roman" w:cs="Times New Roman"/>
-          <w:sz w:val="23"/>
-          <w:szCs w:val="23"/>
-        </w:rPr>
-        <w:t>t</w:t>
+        <w:t>F</w:t>
       </w:r>
       <w:r>
         <w:rPr>
@@ -3127,16 +2465,15 @@
           <w:szCs w:val="23"/>
           <w:vertAlign w:val="subscript"/>
         </w:rPr>
-        <w:t>F</w:t>
-      </w:r>
-      <w:proofErr w:type="spellEnd"/>
+        <w:t>M</w:t>
+      </w:r>
       <w:r>
         <w:rPr>
           <w:rFonts w:ascii="Times New Roman" w:eastAsia="Times New Roman" w:hAnsi="Times New Roman" w:cs="Times New Roman"/>
           <w:sz w:val="23"/>
           <w:szCs w:val="23"/>
         </w:rPr>
-        <w:t xml:space="preserve"> = (V</w:t>
+        <w:t xml:space="preserve"> = ∫ ρ</w:t>
       </w:r>
       <w:r>
         <w:rPr>
@@ -3145,7 +2482,7 @@
           <w:szCs w:val="23"/>
           <w:vertAlign w:val="subscript"/>
         </w:rPr>
-        <w:t>B</w:t>
+        <w:t>fl</w:t>
       </w:r>
       <w:r>
         <w:rPr>
@@ -3153,7 +2490,7 @@
           <w:sz w:val="23"/>
           <w:szCs w:val="23"/>
         </w:rPr>
-        <w:t xml:space="preserve"> + V</w:t>
+        <w:t xml:space="preserve"> · g · (H − z</w:t>
       </w:r>
       <w:r>
         <w:rPr>
@@ -3162,7 +2499,7 @@
           <w:szCs w:val="23"/>
           <w:vertAlign w:val="subscript"/>
         </w:rPr>
-        <w:t>GS</w:t>
+        <w:t>O</w:t>
       </w:r>
       <w:r>
         <w:rPr>
@@ -3170,7 +2507,7 @@
           <w:sz w:val="23"/>
           <w:szCs w:val="23"/>
         </w:rPr>
-        <w:t>) / (A</w:t>
+        <w:t>) dA = ρ</w:t>
       </w:r>
       <w:r>
         <w:rPr>
@@ -3179,7 +2516,7 @@
           <w:szCs w:val="23"/>
           <w:vertAlign w:val="subscript"/>
         </w:rPr>
-        <w:t>E</w:t>
+        <w:t>fl</w:t>
       </w:r>
       <w:r>
         <w:rPr>
@@ -3187,94 +2524,7 @@
           <w:sz w:val="23"/>
           <w:szCs w:val="23"/>
         </w:rPr>
-        <w:t xml:space="preserve"> · v)</w:t>
-      </w:r>
-    </w:p>
-    <w:p>
-      <w:pPr>
-        <w:spacing w:after="100" w:line="276" w:lineRule="auto"/>
-      </w:pPr>
-      <w:proofErr w:type="spellStart"/>
-      <w:r>
-        <w:t>h</w:t>
-      </w:r>
-      <w:r>
-        <w:rPr>
-          <w:vertAlign w:val="subscript"/>
-        </w:rPr>
-        <w:t>E</w:t>
-      </w:r>
-      <w:proofErr w:type="spellEnd"/>
-      <w:r>
-        <w:t>: Höhe des Metallspiegels im Trichter über dem Anschnitt; A</w:t>
-      </w:r>
-      <w:r>
-        <w:rPr>
-          <w:vertAlign w:val="subscript"/>
-        </w:rPr>
-        <w:t>E</w:t>
-      </w:r>
-      <w:r>
-        <w:t xml:space="preserve">: kleinster Querschnitt des </w:t>
-      </w:r>
-      <w:proofErr w:type="spellStart"/>
-      <w:r>
-        <w:t>Eingusskanals</w:t>
-      </w:r>
-      <w:proofErr w:type="spellEnd"/>
-      <w:r>
-        <w:t>; μ: Ausflusszahl. Die Rechnung setzt eine konstante Fallhöhe voraus und liefert damit eine untere Abschätzung der Füllzeit.</w:t>
-      </w:r>
-    </w:p>
-    <w:p>
-      <w:pPr>
-        <w:spacing w:before="160" w:after="60"/>
-      </w:pPr>
-      <w:r>
-        <w:rPr>
-          <w:b/>
-          <w:bCs/>
-        </w:rPr>
-        <w:t>4. Auftriebskräfte und Beschwerung (V3)</w:t>
-      </w:r>
-    </w:p>
-    <w:p>
-      <w:pPr>
-        <w:spacing w:after="100" w:line="276" w:lineRule="auto"/>
-      </w:pPr>
-      <w:r>
-        <w:t xml:space="preserve">Der metallostatische Druck an einer Stelle in der Höhe z über der Teilungsebene hängt nur vom Abstand zum Metallspiegel im </w:t>
-      </w:r>
-      <w:proofErr w:type="spellStart"/>
-      <w:r>
-        <w:t>Eingusstrichter</w:t>
-      </w:r>
-      <w:proofErr w:type="spellEnd"/>
-      <w:r>
-        <w:t xml:space="preserve"> (Höhe H) ab:</w:t>
-      </w:r>
-    </w:p>
-    <w:p>
-      <w:pPr>
-        <w:spacing w:before="80" w:after="80"/>
-        <w:jc w:val="center"/>
-      </w:pPr>
-      <w:r>
-        <w:rPr>
-          <w:rFonts w:ascii="Times New Roman" w:eastAsia="Times New Roman" w:hAnsi="Times New Roman" w:cs="Times New Roman"/>
-          <w:sz w:val="23"/>
-          <w:szCs w:val="23"/>
-        </w:rPr>
-        <w:t xml:space="preserve">p(z) = </w:t>
-      </w:r>
-      <w:proofErr w:type="spellStart"/>
-      <w:r>
-        <w:rPr>
-          <w:rFonts w:ascii="Times New Roman" w:eastAsia="Times New Roman" w:hAnsi="Times New Roman" w:cs="Times New Roman"/>
-          <w:sz w:val="23"/>
-          <w:szCs w:val="23"/>
-        </w:rPr>
-        <w:t>ρ</w:t>
+        <w:t xml:space="preserve"> · g · (H · A</w:t>
       </w:r>
       <w:r>
         <w:rPr>
@@ -3283,92 +2533,15 @@
           <w:szCs w:val="23"/>
           <w:vertAlign w:val="subscript"/>
         </w:rPr>
-        <w:t>fl</w:t>
-      </w:r>
-      <w:proofErr w:type="spellEnd"/>
+        <w:t>P</w:t>
+      </w:r>
       <w:r>
         <w:rPr>
           <w:rFonts w:ascii="Times New Roman" w:eastAsia="Times New Roman" w:hAnsi="Times New Roman" w:cs="Times New Roman"/>
           <w:sz w:val="23"/>
           <w:szCs w:val="23"/>
         </w:rPr>
-        <w:t xml:space="preserve"> · g · (H − z)</w:t>
-      </w:r>
-    </w:p>
-    <w:p>
-      <w:pPr>
-        <w:spacing w:after="100" w:line="276" w:lineRule="auto"/>
-      </w:pPr>
-      <w:r>
-        <w:t>Die senkrechte Kraft auf den Oberkasten ist das Integral dieses Drucks über die in die Teilungsebene projizierte Fläche A</w:t>
-      </w:r>
-      <w:r>
-        <w:rPr>
-          <w:vertAlign w:val="subscript"/>
-        </w:rPr>
-        <w:t>P</w:t>
-      </w:r>
-      <w:r>
-        <w:t xml:space="preserve"> des Formhohlraums. Mit der Höhe </w:t>
-      </w:r>
-      <w:proofErr w:type="spellStart"/>
-      <w:r>
-        <w:t>z</w:t>
-      </w:r>
-      <w:r>
-        <w:rPr>
-          <w:vertAlign w:val="subscript"/>
-        </w:rPr>
-        <w:t>O</w:t>
-      </w:r>
-      <w:proofErr w:type="spellEnd"/>
-      <w:r>
-        <w:t xml:space="preserve"> der Oberkasten-Kontur über der Teilungsebene gilt ∫ </w:t>
-      </w:r>
-      <w:proofErr w:type="spellStart"/>
-      <w:r>
-        <w:t>z</w:t>
-      </w:r>
-      <w:r>
-        <w:rPr>
-          <w:vertAlign w:val="subscript"/>
-        </w:rPr>
-        <w:t>O</w:t>
-      </w:r>
-      <w:proofErr w:type="spellEnd"/>
-      <w:r>
-        <w:t xml:space="preserve"> </w:t>
-      </w:r>
-      <w:proofErr w:type="spellStart"/>
-      <w:r>
-        <w:t>dA</w:t>
-      </w:r>
-      <w:proofErr w:type="spellEnd"/>
-      <w:r>
-        <w:t xml:space="preserve"> = V</w:t>
-      </w:r>
-      <w:r>
-        <w:rPr>
-          <w:vertAlign w:val="subscript"/>
-        </w:rPr>
-        <w:t>O</w:t>
-      </w:r>
-      <w:r>
-        <w:t>:</w:t>
-      </w:r>
-    </w:p>
-    <w:p>
-      <w:pPr>
-        <w:spacing w:before="80" w:after="80"/>
-        <w:jc w:val="center"/>
-      </w:pPr>
-      <w:r>
-        <w:rPr>
-          <w:rFonts w:ascii="Times New Roman" w:eastAsia="Times New Roman" w:hAnsi="Times New Roman" w:cs="Times New Roman"/>
-          <w:sz w:val="23"/>
-          <w:szCs w:val="23"/>
-        </w:rPr>
-        <w:t>F</w:t>
+        <w:t xml:space="preserve"> − V</w:t>
       </w:r>
       <w:r>
         <w:rPr>
@@ -3377,7 +2550,7 @@
           <w:szCs w:val="23"/>
           <w:vertAlign w:val="subscript"/>
         </w:rPr>
-        <w:t>M</w:t>
+        <w:t>O</w:t>
       </w:r>
       <w:r>
         <w:rPr>
@@ -3385,16 +2558,82 @@
           <w:sz w:val="23"/>
           <w:szCs w:val="23"/>
         </w:rPr>
-        <w:t xml:space="preserve"> = ∫ </w:t>
-      </w:r>
-      <w:proofErr w:type="spellStart"/>
+        <w:t>)</w:t>
+      </w:r>
+    </w:p>
+    <w:p>
+      <w:pPr>
+        <w:spacing w:after="100" w:line="276" w:lineRule="auto"/>
+      </w:pPr>
+      <w:r>
+        <w:t>V</w:t>
+      </w:r>
+      <w:r>
+        <w:rPr>
+          <w:vertAlign w:val="subscript"/>
+        </w:rPr>
+        <w:t>O</w:t>
+      </w:r>
+      <w:r>
+        <w:t xml:space="preserve"> ist das Volumen innerhalb der Außenkontur des Gussteils oberhalb der Teilungsebene, einschließlich des darin liegenden Kernanteils. Die konservative Näherung F</w:t>
+      </w:r>
+      <w:r>
+        <w:rPr>
+          <w:vertAlign w:val="subscript"/>
+        </w:rPr>
+        <w:t>M</w:t>
+      </w:r>
+      <w:r>
+        <w:t xml:space="preserve"> ≈ ρ</w:t>
+      </w:r>
+      <w:r>
+        <w:rPr>
+          <w:vertAlign w:val="subscript"/>
+        </w:rPr>
+        <w:t>fl</w:t>
+      </w:r>
+      <w:r>
+        <w:t xml:space="preserve"> · g · H · A</w:t>
+      </w:r>
+      <w:r>
+        <w:rPr>
+          <w:vertAlign w:val="subscript"/>
+        </w:rPr>
+        <w:t>P</w:t>
+      </w:r>
+      <w:r>
+        <w:t xml:space="preserve"> vernachlässigt V</w:t>
+      </w:r>
+      <w:r>
+        <w:rPr>
+          <w:vertAlign w:val="subscript"/>
+        </w:rPr>
+        <w:t>O</w:t>
+      </w:r>
+      <w:r>
+        <w:t>.</w:t>
+      </w:r>
+    </w:p>
+    <w:p>
+      <w:pPr>
+        <w:spacing w:after="100" w:line="276" w:lineRule="auto"/>
+      </w:pPr>
+      <w:r>
+        <w:t>Der Kern erfährt Auftrieb durch das von ihm verdrängte Metall. Abzüglich seiner Gewichtskraft wird die Differenz über die Kernmarken in den Oberkasten eingeleitet:</w:t>
+      </w:r>
+    </w:p>
+    <w:p>
+      <w:pPr>
+        <w:spacing w:before="80" w:after="80"/>
+        <w:jc w:val="center"/>
+      </w:pPr>
       <w:r>
         <w:rPr>
           <w:rFonts w:ascii="Times New Roman" w:eastAsia="Times New Roman" w:hAnsi="Times New Roman" w:cs="Times New Roman"/>
           <w:sz w:val="23"/>
           <w:szCs w:val="23"/>
         </w:rPr>
-        <w:t>ρ</w:t>
+        <w:t>F</w:t>
       </w:r>
       <w:r>
         <w:rPr>
@@ -3403,25 +2642,15 @@
           <w:szCs w:val="23"/>
           <w:vertAlign w:val="subscript"/>
         </w:rPr>
-        <w:t>fl</w:t>
-      </w:r>
-      <w:proofErr w:type="spellEnd"/>
+        <w:t>K</w:t>
+      </w:r>
       <w:r>
         <w:rPr>
           <w:rFonts w:ascii="Times New Roman" w:eastAsia="Times New Roman" w:hAnsi="Times New Roman" w:cs="Times New Roman"/>
           <w:sz w:val="23"/>
           <w:szCs w:val="23"/>
         </w:rPr>
-        <w:t xml:space="preserve"> · g · (H − </w:t>
-      </w:r>
-      <w:proofErr w:type="spellStart"/>
-      <w:r>
-        <w:rPr>
-          <w:rFonts w:ascii="Times New Roman" w:eastAsia="Times New Roman" w:hAnsi="Times New Roman" w:cs="Times New Roman"/>
-          <w:sz w:val="23"/>
-          <w:szCs w:val="23"/>
-        </w:rPr>
-        <w:t>z</w:t>
+        <w:t xml:space="preserve"> = g · (ρ</w:t>
       </w:r>
       <w:r>
         <w:rPr>
@@ -3430,43 +2659,15 @@
           <w:szCs w:val="23"/>
           <w:vertAlign w:val="subscript"/>
         </w:rPr>
-        <w:t>O</w:t>
-      </w:r>
-      <w:proofErr w:type="spellEnd"/>
+        <w:t>fl</w:t>
+      </w:r>
       <w:r>
         <w:rPr>
           <w:rFonts w:ascii="Times New Roman" w:eastAsia="Times New Roman" w:hAnsi="Times New Roman" w:cs="Times New Roman"/>
           <w:sz w:val="23"/>
           <w:szCs w:val="23"/>
         </w:rPr>
-        <w:t xml:space="preserve">) </w:t>
-      </w:r>
-      <w:proofErr w:type="spellStart"/>
-      <w:r>
-        <w:rPr>
-          <w:rFonts w:ascii="Times New Roman" w:eastAsia="Times New Roman" w:hAnsi="Times New Roman" w:cs="Times New Roman"/>
-          <w:sz w:val="23"/>
-          <w:szCs w:val="23"/>
-        </w:rPr>
-        <w:t>dA</w:t>
-      </w:r>
-      <w:proofErr w:type="spellEnd"/>
-      <w:r>
-        <w:rPr>
-          <w:rFonts w:ascii="Times New Roman" w:eastAsia="Times New Roman" w:hAnsi="Times New Roman" w:cs="Times New Roman"/>
-          <w:sz w:val="23"/>
-          <w:szCs w:val="23"/>
-        </w:rPr>
-        <w:t xml:space="preserve"> = </w:t>
-      </w:r>
-      <w:proofErr w:type="spellStart"/>
-      <w:r>
-        <w:rPr>
-          <w:rFonts w:ascii="Times New Roman" w:eastAsia="Times New Roman" w:hAnsi="Times New Roman" w:cs="Times New Roman"/>
-          <w:sz w:val="23"/>
-          <w:szCs w:val="23"/>
-        </w:rPr>
-        <w:t>ρ</w:t>
+        <w:t xml:space="preserve"> · V</w:t>
       </w:r>
       <w:r>
         <w:rPr>
@@ -3475,16 +2676,15 @@
           <w:szCs w:val="23"/>
           <w:vertAlign w:val="subscript"/>
         </w:rPr>
-        <w:t>fl</w:t>
-      </w:r>
-      <w:proofErr w:type="spellEnd"/>
+        <w:t>K,M</w:t>
+      </w:r>
       <w:r>
         <w:rPr>
           <w:rFonts w:ascii="Times New Roman" w:eastAsia="Times New Roman" w:hAnsi="Times New Roman" w:cs="Times New Roman"/>
           <w:sz w:val="23"/>
           <w:szCs w:val="23"/>
         </w:rPr>
-        <w:t xml:space="preserve"> · g · (H · A</w:t>
+        <w:t xml:space="preserve"> − m</w:t>
       </w:r>
       <w:r>
         <w:rPr>
@@ -3493,7 +2693,7 @@
           <w:szCs w:val="23"/>
           <w:vertAlign w:val="subscript"/>
         </w:rPr>
-        <w:t>P</w:t>
+        <w:t>K</w:t>
       </w:r>
       <w:r>
         <w:rPr>
@@ -3501,7 +2701,7 @@
           <w:sz w:val="23"/>
           <w:szCs w:val="23"/>
         </w:rPr>
-        <w:t xml:space="preserve"> − V</w:t>
+        <w:t>)          mit  m</w:t>
       </w:r>
       <w:r>
         <w:rPr>
@@ -3510,7 +2710,7 @@
           <w:szCs w:val="23"/>
           <w:vertAlign w:val="subscript"/>
         </w:rPr>
-        <w:t>O</w:t>
+        <w:t>K</w:t>
       </w:r>
       <w:r>
         <w:rPr>
@@ -3518,87 +2718,7 @@
           <w:sz w:val="23"/>
           <w:szCs w:val="23"/>
         </w:rPr>
-        <w:t>)</w:t>
-      </w:r>
-    </w:p>
-    <w:p>
-      <w:pPr>
-        <w:spacing w:after="100" w:line="276" w:lineRule="auto"/>
-      </w:pPr>
-      <w:r>
-        <w:t>V</w:t>
-      </w:r>
-      <w:r>
-        <w:rPr>
-          <w:vertAlign w:val="subscript"/>
-        </w:rPr>
-        <w:t>O</w:t>
-      </w:r>
-      <w:r>
-        <w:t xml:space="preserve"> ist das Volumen innerhalb der Außenkontur des Gussteils oberhalb der Teilungsebene, einschließlich des darin liegenden Kernanteils. Die konservative Näherung F</w:t>
-      </w:r>
-      <w:r>
-        <w:rPr>
-          <w:vertAlign w:val="subscript"/>
-        </w:rPr>
-        <w:t>M</w:t>
-      </w:r>
-      <w:r>
-        <w:t xml:space="preserve"> ≈ </w:t>
-      </w:r>
-      <w:proofErr w:type="spellStart"/>
-      <w:r>
-        <w:t>ρ</w:t>
-      </w:r>
-      <w:r>
-        <w:rPr>
-          <w:vertAlign w:val="subscript"/>
-        </w:rPr>
-        <w:t>fl</w:t>
-      </w:r>
-      <w:proofErr w:type="spellEnd"/>
-      <w:r>
-        <w:t xml:space="preserve"> · g · H · A</w:t>
-      </w:r>
-      <w:r>
-        <w:rPr>
-          <w:vertAlign w:val="subscript"/>
-        </w:rPr>
-        <w:t>P</w:t>
-      </w:r>
-      <w:r>
-        <w:t xml:space="preserve"> vernachlässigt V</w:t>
-      </w:r>
-      <w:r>
-        <w:rPr>
-          <w:vertAlign w:val="subscript"/>
-        </w:rPr>
-        <w:t>O</w:t>
-      </w:r>
-      <w:r>
-        <w:t>.</w:t>
-      </w:r>
-    </w:p>
-    <w:p>
-      <w:pPr>
-        <w:spacing w:after="100" w:line="276" w:lineRule="auto"/>
-      </w:pPr>
-      <w:r>
-        <w:t>Der Kern erfährt Auftrieb durch das von ihm verdrängte Metall. Abzüglich seiner Gewichtskraft wird die Differenz über die Kernmarken in den Oberkasten eingeleitet:</w:t>
-      </w:r>
-    </w:p>
-    <w:p>
-      <w:pPr>
-        <w:spacing w:before="80" w:after="80"/>
-        <w:jc w:val="center"/>
-      </w:pPr>
-      <w:r>
-        <w:rPr>
-          <w:rFonts w:ascii="Times New Roman" w:eastAsia="Times New Roman" w:hAnsi="Times New Roman" w:cs="Times New Roman"/>
-          <w:sz w:val="23"/>
-          <w:szCs w:val="23"/>
-        </w:rPr>
-        <w:t>F</w:t>
+        <w:t xml:space="preserve"> = ρ</w:t>
       </w:r>
       <w:r>
         <w:rPr>
@@ -3615,16 +2735,7 @@
           <w:sz w:val="23"/>
           <w:szCs w:val="23"/>
         </w:rPr>
-        <w:t xml:space="preserve"> = g · (</w:t>
-      </w:r>
-      <w:proofErr w:type="spellStart"/>
-      <w:r>
-        <w:rPr>
-          <w:rFonts w:ascii="Times New Roman" w:eastAsia="Times New Roman" w:hAnsi="Times New Roman" w:cs="Times New Roman"/>
-          <w:sz w:val="23"/>
-          <w:szCs w:val="23"/>
-        </w:rPr>
-        <w:t>ρ</w:t>
+        <w:t xml:space="preserve"> · V</w:t>
       </w:r>
       <w:r>
         <w:rPr>
@@ -3633,170 +2744,22 @@
           <w:szCs w:val="23"/>
           <w:vertAlign w:val="subscript"/>
         </w:rPr>
-        <w:t>fl</w:t>
-      </w:r>
-      <w:proofErr w:type="spellEnd"/>
-      <w:r>
-        <w:rPr>
-          <w:rFonts w:ascii="Times New Roman" w:eastAsia="Times New Roman" w:hAnsi="Times New Roman" w:cs="Times New Roman"/>
-          <w:sz w:val="23"/>
-          <w:szCs w:val="23"/>
-        </w:rPr>
-        <w:t xml:space="preserve"> · </w:t>
-      </w:r>
-      <w:proofErr w:type="gramStart"/>
-      <w:r>
-        <w:rPr>
-          <w:rFonts w:ascii="Times New Roman" w:eastAsia="Times New Roman" w:hAnsi="Times New Roman" w:cs="Times New Roman"/>
-          <w:sz w:val="23"/>
-          <w:szCs w:val="23"/>
-        </w:rPr>
+        <w:t>K</w:t>
+      </w:r>
+    </w:p>
+    <w:p>
+      <w:pPr>
+        <w:spacing w:after="100" w:line="276" w:lineRule="auto"/>
+      </w:pPr>
+      <w:r>
         <w:t>V</w:t>
       </w:r>
       <w:r>
         <w:rPr>
-          <w:rFonts w:ascii="Times New Roman" w:eastAsia="Times New Roman" w:hAnsi="Times New Roman" w:cs="Times New Roman"/>
-          <w:sz w:val="23"/>
-          <w:szCs w:val="23"/>
           <w:vertAlign w:val="subscript"/>
         </w:rPr>
         <w:t>K,M</w:t>
       </w:r>
-      <w:proofErr w:type="gramEnd"/>
-      <w:r>
-        <w:rPr>
-          <w:rFonts w:ascii="Times New Roman" w:eastAsia="Times New Roman" w:hAnsi="Times New Roman" w:cs="Times New Roman"/>
-          <w:sz w:val="23"/>
-          <w:szCs w:val="23"/>
-        </w:rPr>
-        <w:t xml:space="preserve"> − </w:t>
-      </w:r>
-      <w:proofErr w:type="spellStart"/>
-      <w:proofErr w:type="gramStart"/>
-      <w:r>
-        <w:rPr>
-          <w:rFonts w:ascii="Times New Roman" w:eastAsia="Times New Roman" w:hAnsi="Times New Roman" w:cs="Times New Roman"/>
-          <w:sz w:val="23"/>
-          <w:szCs w:val="23"/>
-        </w:rPr>
-        <w:t>m</w:t>
-      </w:r>
-      <w:r>
-        <w:rPr>
-          <w:rFonts w:ascii="Times New Roman" w:eastAsia="Times New Roman" w:hAnsi="Times New Roman" w:cs="Times New Roman"/>
-          <w:sz w:val="23"/>
-          <w:szCs w:val="23"/>
-          <w:vertAlign w:val="subscript"/>
-        </w:rPr>
-        <w:t>K</w:t>
-      </w:r>
-      <w:proofErr w:type="spellEnd"/>
-      <w:r>
-        <w:rPr>
-          <w:rFonts w:ascii="Times New Roman" w:eastAsia="Times New Roman" w:hAnsi="Times New Roman" w:cs="Times New Roman"/>
-          <w:sz w:val="23"/>
-          <w:szCs w:val="23"/>
-        </w:rPr>
-        <w:t xml:space="preserve">)   </w:t>
-      </w:r>
-      <w:proofErr w:type="gramEnd"/>
-      <w:r>
-        <w:rPr>
-          <w:rFonts w:ascii="Times New Roman" w:eastAsia="Times New Roman" w:hAnsi="Times New Roman" w:cs="Times New Roman"/>
-          <w:sz w:val="23"/>
-          <w:szCs w:val="23"/>
-        </w:rPr>
-        <w:t xml:space="preserve">       </w:t>
-      </w:r>
-      <w:proofErr w:type="gramStart"/>
-      <w:r>
-        <w:rPr>
-          <w:rFonts w:ascii="Times New Roman" w:eastAsia="Times New Roman" w:hAnsi="Times New Roman" w:cs="Times New Roman"/>
-          <w:sz w:val="23"/>
-          <w:szCs w:val="23"/>
-        </w:rPr>
-        <w:t xml:space="preserve">mit  </w:t>
-      </w:r>
-      <w:proofErr w:type="spellStart"/>
-      <w:r>
-        <w:rPr>
-          <w:rFonts w:ascii="Times New Roman" w:eastAsia="Times New Roman" w:hAnsi="Times New Roman" w:cs="Times New Roman"/>
-          <w:sz w:val="23"/>
-          <w:szCs w:val="23"/>
-        </w:rPr>
-        <w:t>m</w:t>
-      </w:r>
-      <w:r>
-        <w:rPr>
-          <w:rFonts w:ascii="Times New Roman" w:eastAsia="Times New Roman" w:hAnsi="Times New Roman" w:cs="Times New Roman"/>
-          <w:sz w:val="23"/>
-          <w:szCs w:val="23"/>
-          <w:vertAlign w:val="subscript"/>
-        </w:rPr>
-        <w:t>K</w:t>
-      </w:r>
-      <w:proofErr w:type="spellEnd"/>
-      <w:proofErr w:type="gramEnd"/>
-      <w:r>
-        <w:rPr>
-          <w:rFonts w:ascii="Times New Roman" w:eastAsia="Times New Roman" w:hAnsi="Times New Roman" w:cs="Times New Roman"/>
-          <w:sz w:val="23"/>
-          <w:szCs w:val="23"/>
-        </w:rPr>
-        <w:t xml:space="preserve"> = </w:t>
-      </w:r>
-      <w:proofErr w:type="spellStart"/>
-      <w:r>
-        <w:rPr>
-          <w:rFonts w:ascii="Times New Roman" w:eastAsia="Times New Roman" w:hAnsi="Times New Roman" w:cs="Times New Roman"/>
-          <w:sz w:val="23"/>
-          <w:szCs w:val="23"/>
-        </w:rPr>
-        <w:t>ρ</w:t>
-      </w:r>
-      <w:r>
-        <w:rPr>
-          <w:rFonts w:ascii="Times New Roman" w:eastAsia="Times New Roman" w:hAnsi="Times New Roman" w:cs="Times New Roman"/>
-          <w:sz w:val="23"/>
-          <w:szCs w:val="23"/>
-          <w:vertAlign w:val="subscript"/>
-        </w:rPr>
-        <w:t>K</w:t>
-      </w:r>
-      <w:proofErr w:type="spellEnd"/>
-      <w:r>
-        <w:rPr>
-          <w:rFonts w:ascii="Times New Roman" w:eastAsia="Times New Roman" w:hAnsi="Times New Roman" w:cs="Times New Roman"/>
-          <w:sz w:val="23"/>
-          <w:szCs w:val="23"/>
-        </w:rPr>
-        <w:t xml:space="preserve"> · V</w:t>
-      </w:r>
-      <w:r>
-        <w:rPr>
-          <w:rFonts w:ascii="Times New Roman" w:eastAsia="Times New Roman" w:hAnsi="Times New Roman" w:cs="Times New Roman"/>
-          <w:sz w:val="23"/>
-          <w:szCs w:val="23"/>
-          <w:vertAlign w:val="subscript"/>
-        </w:rPr>
-        <w:t>K</w:t>
-      </w:r>
-    </w:p>
-    <w:p>
-      <w:pPr>
-        <w:spacing w:after="100" w:line="276" w:lineRule="auto"/>
-      </w:pPr>
-      <w:proofErr w:type="gramStart"/>
-      <w:r>
-        <w:t>V</w:t>
-      </w:r>
-      <w:r>
-        <w:rPr>
-          <w:vertAlign w:val="subscript"/>
-        </w:rPr>
-        <w:t>K,M</w:t>
-      </w:r>
-      <w:proofErr w:type="gramEnd"/>
       <w:r>
         <w:t>: Kernvolumen innerhalb des Metalls (ohne Kernmarken); V</w:t>
       </w:r>
@@ -3818,7 +2781,6 @@
           <w:lang w:val="en-US"/>
         </w:rPr>
       </w:pPr>
-      <w:proofErr w:type="spellStart"/>
       <w:r>
         <w:rPr>
           <w:rFonts w:ascii="Times New Roman" w:eastAsia="Times New Roman" w:hAnsi="Times New Roman" w:cs="Times New Roman"/>
@@ -3838,7 +2800,6 @@
         </w:rPr>
         <w:t>Bes</w:t>
       </w:r>
-      <w:proofErr w:type="spellEnd"/>
       <w:r>
         <w:rPr>
           <w:rFonts w:ascii="Times New Roman" w:eastAsia="Times New Roman" w:hAnsi="Times New Roman" w:cs="Times New Roman"/>
@@ -3884,17 +2845,7 @@
           <w:szCs w:val="23"/>
           <w:lang w:val="en-US"/>
         </w:rPr>
-        <w:t xml:space="preserve">) / g − </w:t>
-      </w:r>
-      <w:proofErr w:type="spellStart"/>
-      <w:r>
-        <w:rPr>
-          <w:rFonts w:ascii="Times New Roman" w:eastAsia="Times New Roman" w:hAnsi="Times New Roman" w:cs="Times New Roman"/>
-          <w:sz w:val="23"/>
-          <w:szCs w:val="23"/>
-          <w:lang w:val="en-US"/>
-        </w:rPr>
-        <w:t>m</w:t>
+        <w:t>) / g − m</w:t>
       </w:r>
       <w:r>
         <w:rPr>
@@ -3906,7 +2857,6 @@
         </w:rPr>
         <w:t>OK</w:t>
       </w:r>
-      <w:proofErr w:type="spellEnd"/>
     </w:p>
     <w:p>
       <w:pPr>
@@ -3961,12 +2911,6 @@
         <w:gridCol w:w="3938"/>
       </w:tblGrid>
       <w:tr>
-        <w:tblPrEx>
-          <w:tblCellMar>
-            <w:top w:w="0" w:type="dxa"/>
-            <w:bottom w:w="0" w:type="dxa"/>
-          </w:tblCellMar>
-        </w:tblPrEx>
         <w:trPr>
           <w:tblHeader/>
         </w:trPr>
@@ -4062,12 +3006,6 @@
         </w:tc>
       </w:tr>
       <w:tr>
-        <w:tblPrEx>
-          <w:tblCellMar>
-            <w:top w:w="0" w:type="dxa"/>
-            <w:bottom w:w="0" w:type="dxa"/>
-          </w:tblCellMar>
-        </w:tblPrEx>
         <w:tc>
           <w:tcPr>
             <w:tcW w:w="4000" w:type="dxa"/>
@@ -4091,17 +3029,8 @@
                 <w:sz w:val="19"/>
                 <w:szCs w:val="19"/>
               </w:rPr>
-              <w:t xml:space="preserve">Schmelztemperatur </w:t>
-            </w:r>
-            <w:proofErr w:type="spellStart"/>
-            <w:r>
-              <w:rPr>
-                <w:sz w:val="19"/>
-                <w:szCs w:val="19"/>
-              </w:rPr>
-              <w:t>Reinzinn</w:t>
-            </w:r>
-            <w:proofErr w:type="spellEnd"/>
+              <w:t>Schmelztemperatur Reinzinn</w:t>
+            </w:r>
           </w:p>
         </w:tc>
         <w:tc>
@@ -4168,12 +3097,6 @@
         </w:tc>
       </w:tr>
       <w:tr>
-        <w:tblPrEx>
-          <w:tblCellMar>
-            <w:top w:w="0" w:type="dxa"/>
-            <w:bottom w:w="0" w:type="dxa"/>
-          </w:tblCellMar>
-        </w:tblPrEx>
         <w:tc>
           <w:tcPr>
             <w:tcW w:w="4000" w:type="dxa"/>
@@ -4197,23 +3120,7 @@
                 <w:sz w:val="19"/>
                 <w:szCs w:val="19"/>
               </w:rPr>
-              <w:t xml:space="preserve">Dichte </w:t>
-            </w:r>
-            <w:proofErr w:type="spellStart"/>
-            <w:r>
-              <w:rPr>
-                <w:sz w:val="19"/>
-                <w:szCs w:val="19"/>
-              </w:rPr>
-              <w:t>Reinzinn</w:t>
-            </w:r>
-            <w:proofErr w:type="spellEnd"/>
-            <w:r>
-              <w:rPr>
-                <w:sz w:val="19"/>
-                <w:szCs w:val="19"/>
-              </w:rPr>
-              <w:t>, fest (20 °C)</w:t>
+              <w:t>Dichte Reinzinn, fest (20 °C)</w:t>
             </w:r>
           </w:p>
         </w:tc>
@@ -4235,7 +3142,6 @@
             <w:vAlign w:val="center"/>
           </w:tcPr>
           <w:p>
-            <w:proofErr w:type="spellStart"/>
             <w:r>
               <w:rPr>
                 <w:sz w:val="19"/>
@@ -4251,7 +3157,6 @@
               </w:rPr>
               <w:t>fest</w:t>
             </w:r>
-            <w:proofErr w:type="spellEnd"/>
           </w:p>
         </w:tc>
         <w:tc>
@@ -4283,12 +3188,6 @@
         </w:tc>
       </w:tr>
       <w:tr>
-        <w:tblPrEx>
-          <w:tblCellMar>
-            <w:top w:w="0" w:type="dxa"/>
-            <w:bottom w:w="0" w:type="dxa"/>
-          </w:tblCellMar>
-        </w:tblPrEx>
         <w:tc>
           <w:tcPr>
             <w:tcW w:w="4000" w:type="dxa"/>
@@ -4312,23 +3211,7 @@
                 <w:sz w:val="19"/>
                 <w:szCs w:val="19"/>
               </w:rPr>
-              <w:t xml:space="preserve">Dichte </w:t>
-            </w:r>
-            <w:proofErr w:type="spellStart"/>
-            <w:r>
-              <w:rPr>
-                <w:sz w:val="19"/>
-                <w:szCs w:val="19"/>
-              </w:rPr>
-              <w:t>Reinzinn</w:t>
-            </w:r>
-            <w:proofErr w:type="spellEnd"/>
-            <w:r>
-              <w:rPr>
-                <w:sz w:val="19"/>
-                <w:szCs w:val="19"/>
-              </w:rPr>
-              <w:t>, flüssig (am Schmelzpunkt)</w:t>
+              <w:t>Dichte Reinzinn, flüssig (am Schmelzpunkt)</w:t>
             </w:r>
           </w:p>
         </w:tc>
@@ -4350,7 +3233,6 @@
             <w:vAlign w:val="center"/>
           </w:tcPr>
           <w:p>
-            <w:proofErr w:type="spellStart"/>
             <w:r>
               <w:rPr>
                 <w:sz w:val="19"/>
@@ -4366,7 +3248,6 @@
               </w:rPr>
               <w:t>fl</w:t>
             </w:r>
-            <w:proofErr w:type="spellEnd"/>
           </w:p>
         </w:tc>
         <w:tc>
@@ -4398,12 +3279,6 @@
         </w:tc>
       </w:tr>
       <w:tr>
-        <w:tblPrEx>
-          <w:tblCellMar>
-            <w:top w:w="0" w:type="dxa"/>
-            <w:bottom w:w="0" w:type="dxa"/>
-          </w:tblCellMar>
-        </w:tblPrEx>
         <w:tc>
           <w:tcPr>
             <w:tcW w:w="4000" w:type="dxa"/>
@@ -4487,12 +3362,6 @@
         </w:tc>
       </w:tr>
       <w:tr>
-        <w:tblPrEx>
-          <w:tblCellMar>
-            <w:top w:w="0" w:type="dxa"/>
-            <w:bottom w:w="0" w:type="dxa"/>
-          </w:tblCellMar>
-        </w:tblPrEx>
         <w:tc>
           <w:tcPr>
             <w:tcW w:w="4000" w:type="dxa"/>
@@ -4538,7 +3407,6 @@
             <w:vAlign w:val="center"/>
           </w:tcPr>
           <w:p>
-            <w:proofErr w:type="spellStart"/>
             <w:r>
               <w:rPr>
                 <w:sz w:val="19"/>
@@ -4554,7 +3422,6 @@
               </w:rPr>
               <w:t>K</w:t>
             </w:r>
-            <w:proofErr w:type="spellEnd"/>
           </w:p>
         </w:tc>
         <w:tc>
@@ -4588,15 +3455,7 @@
                 <w:sz w:val="19"/>
                 <w:szCs w:val="19"/>
               </w:rPr>
-              <w:t xml:space="preserve"> – im Versuch aus </w:t>
-            </w:r>
-            <w:proofErr w:type="spellStart"/>
-            <w:r>
-              <w:rPr>
-                <w:sz w:val="19"/>
-                <w:szCs w:val="19"/>
-              </w:rPr>
-              <w:t>m</w:t>
+              <w:t xml:space="preserve"> – im Versuch aus m</w:t>
             </w:r>
             <w:r>
               <w:rPr>
@@ -4606,7 +3465,6 @@
               </w:rPr>
               <w:t>K</w:t>
             </w:r>
-            <w:proofErr w:type="spellEnd"/>
             <w:r>
               <w:rPr>
                 <w:sz w:val="19"/>
@@ -4618,12 +3476,6 @@
         </w:tc>
       </w:tr>
       <w:tr>
-        <w:tblPrEx>
-          <w:tblCellMar>
-            <w:top w:w="0" w:type="dxa"/>
-            <w:bottom w:w="0" w:type="dxa"/>
-          </w:tblCellMar>
-        </w:tblPrEx>
         <w:tc>
           <w:tcPr>
             <w:tcW w:w="4000" w:type="dxa"/>
@@ -4669,7 +3521,6 @@
             <w:vAlign w:val="center"/>
           </w:tcPr>
           <w:p>
-            <w:proofErr w:type="spellStart"/>
             <w:r>
               <w:rPr>
                 <w:sz w:val="19"/>
@@ -4685,7 +3536,6 @@
               </w:rPr>
               <w:t>OK</w:t>
             </w:r>
-            <w:proofErr w:type="spellEnd"/>
           </w:p>
         </w:tc>
         <w:tc>
@@ -4725,12 +3575,6 @@
         </w:tc>
       </w:tr>
       <w:tr>
-        <w:tblPrEx>
-          <w:tblCellMar>
-            <w:top w:w="0" w:type="dxa"/>
-            <w:bottom w:w="0" w:type="dxa"/>
-          </w:tblCellMar>
-        </w:tblPrEx>
         <w:tc>
           <w:tcPr>
             <w:tcW w:w="4000" w:type="dxa"/>
@@ -4815,102 +3659,6 @@
         </w:tc>
       </w:tr>
       <w:tr>
-        <w:tblPrEx>
-          <w:tblCellMar>
-            <w:top w:w="0" w:type="dxa"/>
-            <w:bottom w:w="0" w:type="dxa"/>
-          </w:tblCellMar>
-        </w:tblPrEx>
-        <w:tc>
-          <w:tcPr>
-            <w:tcW w:w="4000" w:type="dxa"/>
-            <w:tcBorders>
-              <w:top w:val="single" w:sz="4" w:space="0" w:color="000000"/>
-              <w:left w:val="single" w:sz="4" w:space="0" w:color="000000"/>
-              <w:bottom w:val="single" w:sz="4" w:space="0" w:color="000000"/>
-              <w:right w:val="single" w:sz="4" w:space="0" w:color="000000"/>
-            </w:tcBorders>
-            <w:tcMar>
-              <w:top w:w="50" w:type="dxa"/>
-              <w:left w:w="90" w:type="dxa"/>
-              <w:bottom w:w="50" w:type="dxa"/>
-              <w:right w:w="90" w:type="dxa"/>
-            </w:tcMar>
-            <w:vAlign w:val="center"/>
-          </w:tcPr>
-          <w:p>
-            <w:r>
-              <w:rPr>
-                <w:sz w:val="19"/>
-                <w:szCs w:val="19"/>
-              </w:rPr>
-              <w:t>Ausflusszahl</w:t>
-            </w:r>
-          </w:p>
-        </w:tc>
-        <w:tc>
-          <w:tcPr>
-            <w:tcW w:w="1700" w:type="dxa"/>
-            <w:tcBorders>
-              <w:top w:val="single" w:sz="4" w:space="0" w:color="000000"/>
-              <w:left w:val="single" w:sz="4" w:space="0" w:color="000000"/>
-              <w:bottom w:val="single" w:sz="4" w:space="0" w:color="000000"/>
-              <w:right w:val="single" w:sz="4" w:space="0" w:color="000000"/>
-            </w:tcBorders>
-            <w:tcMar>
-              <w:top w:w="50" w:type="dxa"/>
-              <w:left w:w="90" w:type="dxa"/>
-              <w:bottom w:w="50" w:type="dxa"/>
-              <w:right w:w="90" w:type="dxa"/>
-            </w:tcMar>
-            <w:vAlign w:val="center"/>
-          </w:tcPr>
-          <w:p>
-            <w:r>
-              <w:rPr>
-                <w:sz w:val="19"/>
-                <w:szCs w:val="19"/>
-              </w:rPr>
-              <w:t>μ</w:t>
-            </w:r>
-          </w:p>
-        </w:tc>
-        <w:tc>
-          <w:tcPr>
-            <w:tcW w:w="3938" w:type="dxa"/>
-            <w:tcBorders>
-              <w:top w:val="single" w:sz="4" w:space="0" w:color="000000"/>
-              <w:left w:val="single" w:sz="4" w:space="0" w:color="000000"/>
-              <w:bottom w:val="single" w:sz="4" w:space="0" w:color="000000"/>
-              <w:right w:val="single" w:sz="4" w:space="0" w:color="000000"/>
-            </w:tcBorders>
-            <w:tcMar>
-              <w:top w:w="50" w:type="dxa"/>
-              <w:left w:w="90" w:type="dxa"/>
-              <w:bottom w:w="50" w:type="dxa"/>
-              <w:right w:w="90" w:type="dxa"/>
-            </w:tcMar>
-            <w:vAlign w:val="center"/>
-          </w:tcPr>
-          <w:p>
-            <w:r>
-              <w:rPr>
-                <w:sz w:val="19"/>
-                <w:szCs w:val="19"/>
-                <w:highlight w:val="yellow"/>
-              </w:rPr>
-              <w:t>Wert festlegen</w:t>
-            </w:r>
-          </w:p>
-        </w:tc>
-      </w:tr>
-      <w:tr>
-        <w:tblPrEx>
-          <w:tblCellMar>
-            <w:top w:w="0" w:type="dxa"/>
-            <w:bottom w:w="0" w:type="dxa"/>
-          </w:tblCellMar>
-        </w:tblPrEx>
         <w:tc>
           <w:tcPr>
             <w:tcW w:w="4000" w:type="dxa"/>
@@ -5036,12 +3784,6 @@
         <w:gridCol w:w="2838"/>
       </w:tblGrid>
       <w:tr>
-        <w:tblPrEx>
-          <w:tblCellMar>
-            <w:top w:w="0" w:type="dxa"/>
-            <w:bottom w:w="0" w:type="dxa"/>
-          </w:tblCellMar>
-        </w:tblPrEx>
         <w:trPr>
           <w:tblHeader/>
         </w:trPr>
@@ -5167,12 +3909,6 @@
         </w:tc>
       </w:tr>
       <w:tr>
-        <w:tblPrEx>
-          <w:tblCellMar>
-            <w:top w:w="0" w:type="dxa"/>
-            <w:bottom w:w="0" w:type="dxa"/>
-          </w:tblCellMar>
-        </w:tblPrEx>
         <w:tc>
           <w:tcPr>
             <w:tcW w:w="3600" w:type="dxa"/>
@@ -5218,7 +3954,6 @@
             <w:vAlign w:val="center"/>
           </w:tcPr>
           <w:p>
-            <w:proofErr w:type="spellStart"/>
             <w:r>
               <w:rPr>
                 <w:sz w:val="19"/>
@@ -5234,7 +3969,6 @@
               </w:rPr>
               <w:t>K</w:t>
             </w:r>
-            <w:proofErr w:type="spellEnd"/>
           </w:p>
         </w:tc>
         <w:tc>
@@ -5293,12 +4027,6 @@
         </w:tc>
       </w:tr>
       <w:tr>
-        <w:tblPrEx>
-          <w:tblCellMar>
-            <w:top w:w="0" w:type="dxa"/>
-            <w:bottom w:w="0" w:type="dxa"/>
-          </w:tblCellMar>
-        </w:tblPrEx>
         <w:tc>
           <w:tcPr>
             <w:tcW w:w="3600" w:type="dxa"/>
@@ -5344,7 +4072,6 @@
             <w:vAlign w:val="center"/>
           </w:tcPr>
           <w:p>
-            <w:proofErr w:type="spellStart"/>
             <w:r>
               <w:rPr>
                 <w:sz w:val="19"/>
@@ -5360,7 +4087,6 @@
               </w:rPr>
               <w:t>K</w:t>
             </w:r>
-            <w:proofErr w:type="spellEnd"/>
           </w:p>
         </w:tc>
         <w:tc>
@@ -5419,12 +4145,6 @@
         </w:tc>
       </w:tr>
       <w:tr>
-        <w:tblPrEx>
-          <w:tblCellMar>
-            <w:top w:w="0" w:type="dxa"/>
-            <w:bottom w:w="0" w:type="dxa"/>
-          </w:tblCellMar>
-        </w:tblPrEx>
         <w:tc>
           <w:tcPr>
             <w:tcW w:w="3600" w:type="dxa"/>
@@ -5470,7 +4190,6 @@
             <w:vAlign w:val="center"/>
           </w:tcPr>
           <w:p>
-            <w:proofErr w:type="spellStart"/>
             <w:r>
               <w:rPr>
                 <w:sz w:val="19"/>
@@ -5486,7 +4205,6 @@
               </w:rPr>
               <w:t>K</w:t>
             </w:r>
-            <w:proofErr w:type="spellEnd"/>
           </w:p>
         </w:tc>
         <w:tc>
@@ -5545,12 +4263,6 @@
         </w:tc>
       </w:tr>
       <w:tr>
-        <w:tblPrEx>
-          <w:tblCellMar>
-            <w:top w:w="0" w:type="dxa"/>
-            <w:bottom w:w="0" w:type="dxa"/>
-          </w:tblCellMar>
-        </w:tblPrEx>
         <w:tc>
           <w:tcPr>
             <w:tcW w:w="3600" w:type="dxa"/>
@@ -5596,7 +4308,6 @@
             <w:vAlign w:val="center"/>
           </w:tcPr>
           <w:p>
-            <w:proofErr w:type="spellStart"/>
             <w:r>
               <w:rPr>
                 <w:sz w:val="19"/>
@@ -5612,7 +4323,6 @@
               </w:rPr>
               <w:t>OK</w:t>
             </w:r>
-            <w:proofErr w:type="spellEnd"/>
           </w:p>
         </w:tc>
         <w:tc>
@@ -5671,12 +4381,6 @@
         </w:tc>
       </w:tr>
       <w:tr>
-        <w:tblPrEx>
-          <w:tblCellMar>
-            <w:top w:w="0" w:type="dxa"/>
-            <w:bottom w:w="0" w:type="dxa"/>
-          </w:tblCellMar>
-        </w:tblPrEx>
         <w:tc>
           <w:tcPr>
             <w:tcW w:w="3600" w:type="dxa"/>
@@ -5722,8 +4426,6 @@
             <w:vAlign w:val="center"/>
           </w:tcPr>
           <w:p>
-            <w:proofErr w:type="spellStart"/>
-            <w:proofErr w:type="gramStart"/>
             <w:r>
               <w:rPr>
                 <w:sz w:val="19"/>
@@ -5739,8 +4441,6 @@
               </w:rPr>
               <w:t>Bes,ist</w:t>
             </w:r>
-            <w:proofErr w:type="spellEnd"/>
-            <w:proofErr w:type="gramEnd"/>
           </w:p>
         </w:tc>
         <w:tc>
@@ -5799,12 +4499,6 @@
         </w:tc>
       </w:tr>
       <w:tr>
-        <w:tblPrEx>
-          <w:tblCellMar>
-            <w:top w:w="0" w:type="dxa"/>
-            <w:bottom w:w="0" w:type="dxa"/>
-          </w:tblCellMar>
-        </w:tblPrEx>
         <w:tc>
           <w:tcPr>
             <w:tcW w:w="3600" w:type="dxa"/>
@@ -5891,134 +4585,6 @@
                 <w:szCs w:val="19"/>
               </w:rPr>
               <w:t>°C</w:t>
-            </w:r>
-          </w:p>
-        </w:tc>
-        <w:tc>
-          <w:tcPr>
-            <w:tcW w:w="2838" w:type="dxa"/>
-            <w:tcBorders>
-              <w:top w:val="single" w:sz="4" w:space="0" w:color="000000"/>
-              <w:left w:val="single" w:sz="4" w:space="0" w:color="000000"/>
-              <w:bottom w:val="single" w:sz="4" w:space="0" w:color="000000"/>
-              <w:right w:val="single" w:sz="4" w:space="0" w:color="000000"/>
-            </w:tcBorders>
-            <w:tcMar>
-              <w:top w:w="50" w:type="dxa"/>
-              <w:left w:w="90" w:type="dxa"/>
-              <w:bottom w:w="50" w:type="dxa"/>
-              <w:right w:w="90" w:type="dxa"/>
-            </w:tcMar>
-            <w:vAlign w:val="center"/>
-          </w:tcPr>
-          <w:p>
-            <w:r>
-              <w:rPr>
-                <w:sz w:val="19"/>
-                <w:szCs w:val="19"/>
-              </w:rPr>
-              <w:t xml:space="preserve"> </w:t>
-            </w:r>
-          </w:p>
-        </w:tc>
-      </w:tr>
-      <w:tr>
-        <w:tblPrEx>
-          <w:tblCellMar>
-            <w:top w:w="0" w:type="dxa"/>
-            <w:bottom w:w="0" w:type="dxa"/>
-          </w:tblCellMar>
-        </w:tblPrEx>
-        <w:tc>
-          <w:tcPr>
-            <w:tcW w:w="3600" w:type="dxa"/>
-            <w:tcBorders>
-              <w:top w:val="single" w:sz="4" w:space="0" w:color="000000"/>
-              <w:left w:val="single" w:sz="4" w:space="0" w:color="000000"/>
-              <w:bottom w:val="single" w:sz="4" w:space="0" w:color="000000"/>
-              <w:right w:val="single" w:sz="4" w:space="0" w:color="000000"/>
-            </w:tcBorders>
-            <w:tcMar>
-              <w:top w:w="50" w:type="dxa"/>
-              <w:left w:w="90" w:type="dxa"/>
-              <w:bottom w:w="50" w:type="dxa"/>
-              <w:right w:w="90" w:type="dxa"/>
-            </w:tcMar>
-            <w:vAlign w:val="center"/>
-          </w:tcPr>
-          <w:p>
-            <w:proofErr w:type="spellStart"/>
-            <w:r>
-              <w:rPr>
-                <w:sz w:val="19"/>
-                <w:szCs w:val="19"/>
-              </w:rPr>
-              <w:t>Gießzeit</w:t>
-            </w:r>
-            <w:proofErr w:type="spellEnd"/>
-          </w:p>
-        </w:tc>
-        <w:tc>
-          <w:tcPr>
-            <w:tcW w:w="1600" w:type="dxa"/>
-            <w:tcBorders>
-              <w:top w:val="single" w:sz="4" w:space="0" w:color="000000"/>
-              <w:left w:val="single" w:sz="4" w:space="0" w:color="000000"/>
-              <w:bottom w:val="single" w:sz="4" w:space="0" w:color="000000"/>
-              <w:right w:val="single" w:sz="4" w:space="0" w:color="000000"/>
-            </w:tcBorders>
-            <w:tcMar>
-              <w:top w:w="50" w:type="dxa"/>
-              <w:left w:w="90" w:type="dxa"/>
-              <w:bottom w:w="50" w:type="dxa"/>
-              <w:right w:w="90" w:type="dxa"/>
-            </w:tcMar>
-            <w:vAlign w:val="center"/>
-          </w:tcPr>
-          <w:p>
-            <w:proofErr w:type="spellStart"/>
-            <w:r>
-              <w:rPr>
-                <w:sz w:val="19"/>
-                <w:szCs w:val="19"/>
-              </w:rPr>
-              <w:t>t</w:t>
-            </w:r>
-            <w:r>
-              <w:rPr>
-                <w:sz w:val="19"/>
-                <w:szCs w:val="19"/>
-                <w:vertAlign w:val="subscript"/>
-              </w:rPr>
-              <w:t>G</w:t>
-            </w:r>
-            <w:proofErr w:type="spellEnd"/>
-          </w:p>
-        </w:tc>
-        <w:tc>
-          <w:tcPr>
-            <w:tcW w:w="1600" w:type="dxa"/>
-            <w:tcBorders>
-              <w:top w:val="single" w:sz="4" w:space="0" w:color="000000"/>
-              <w:left w:val="single" w:sz="4" w:space="0" w:color="000000"/>
-              <w:bottom w:val="single" w:sz="4" w:space="0" w:color="000000"/>
-              <w:right w:val="single" w:sz="4" w:space="0" w:color="000000"/>
-            </w:tcBorders>
-            <w:tcMar>
-              <w:top w:w="50" w:type="dxa"/>
-              <w:left w:w="90" w:type="dxa"/>
-              <w:bottom w:w="50" w:type="dxa"/>
-              <w:right w:w="90" w:type="dxa"/>
-            </w:tcMar>
-            <w:vAlign w:val="center"/>
-          </w:tcPr>
-          <w:p>
-            <w:r>
-              <w:rPr>
-                <w:sz w:val="19"/>
-                <w:szCs w:val="19"/>
-              </w:rPr>
-              <w:t>s</w:t>
             </w:r>
           </w:p>
         </w:tc>
@@ -6094,12 +4660,6 @@
         <w:gridCol w:w="1336"/>
       </w:tblGrid>
       <w:tr>
-        <w:tblPrEx>
-          <w:tblCellMar>
-            <w:top w:w="0" w:type="dxa"/>
-            <w:bottom w:w="0" w:type="dxa"/>
-          </w:tblCellMar>
-        </w:tblPrEx>
         <w:trPr>
           <w:tblHeader/>
         </w:trPr>
@@ -6285,12 +4845,6 @@
         </w:tc>
       </w:tr>
       <w:tr>
-        <w:tblPrEx>
-          <w:tblCellMar>
-            <w:top w:w="0" w:type="dxa"/>
-            <w:bottom w:w="0" w:type="dxa"/>
-          </w:tblCellMar>
-        </w:tblPrEx>
         <w:tc>
           <w:tcPr>
             <w:tcW w:w="3000" w:type="dxa"/>
@@ -6314,16 +4868,7 @@
                 <w:sz w:val="19"/>
                 <w:szCs w:val="19"/>
               </w:rPr>
-              <w:t xml:space="preserve">Masse Gussteil </w:t>
-            </w:r>
-            <w:proofErr w:type="spellStart"/>
-            <w:proofErr w:type="gramStart"/>
-            <w:r>
-              <w:rPr>
-                <w:sz w:val="19"/>
-                <w:szCs w:val="19"/>
-              </w:rPr>
-              <w:t>m</w:t>
+              <w:t>Masse Gussteil m</w:t>
             </w:r>
             <w:r>
               <w:rPr>
@@ -6333,8 +4878,6 @@
               </w:rPr>
               <w:t>G,ist</w:t>
             </w:r>
-            <w:proofErr w:type="spellEnd"/>
-            <w:proofErr w:type="gramEnd"/>
           </w:p>
         </w:tc>
         <w:tc>
@@ -6474,12 +5017,6 @@
         </w:tc>
       </w:tr>
       <w:tr>
-        <w:tblPrEx>
-          <w:tblCellMar>
-            <w:top w:w="0" w:type="dxa"/>
-            <w:bottom w:w="0" w:type="dxa"/>
-          </w:tblCellMar>
-        </w:tblPrEx>
         <w:tc>
           <w:tcPr>
             <w:tcW w:w="3000" w:type="dxa"/>
@@ -6503,16 +5040,7 @@
                 <w:sz w:val="19"/>
                 <w:szCs w:val="19"/>
               </w:rPr>
-              <w:t xml:space="preserve">Masse Gießsystem </w:t>
-            </w:r>
-            <w:proofErr w:type="spellStart"/>
-            <w:proofErr w:type="gramStart"/>
-            <w:r>
-              <w:rPr>
-                <w:sz w:val="19"/>
-                <w:szCs w:val="19"/>
-              </w:rPr>
-              <w:t>m</w:t>
+              <w:t>Masse Gießsystem m</w:t>
             </w:r>
             <w:r>
               <w:rPr>
@@ -6522,8 +5050,6 @@
               </w:rPr>
               <w:t>GS,ist</w:t>
             </w:r>
-            <w:proofErr w:type="spellEnd"/>
-            <w:proofErr w:type="gramEnd"/>
           </w:p>
         </w:tc>
         <w:tc>
@@ -6663,12 +5189,6 @@
         </w:tc>
       </w:tr>
       <w:tr>
-        <w:tblPrEx>
-          <w:tblCellMar>
-            <w:top w:w="0" w:type="dxa"/>
-            <w:bottom w:w="0" w:type="dxa"/>
-          </w:tblCellMar>
-        </w:tblPrEx>
         <w:tc>
           <w:tcPr>
             <w:tcW w:w="3000" w:type="dxa"/>
@@ -6833,12 +5353,6 @@
         </w:tc>
       </w:tr>
       <w:tr>
-        <w:tblPrEx>
-          <w:tblCellMar>
-            <w:top w:w="0" w:type="dxa"/>
-            <w:bottom w:w="0" w:type="dxa"/>
-          </w:tblCellMar>
-        </w:tblPrEx>
         <w:tc>
           <w:tcPr>
             <w:tcW w:w="3000" w:type="dxa"/>
@@ -7042,12 +5556,6 @@
         <w:gridCol w:w="1738"/>
       </w:tblGrid>
       <w:tr>
-        <w:tblPrEx>
-          <w:tblCellMar>
-            <w:top w:w="0" w:type="dxa"/>
-            <w:bottom w:w="0" w:type="dxa"/>
-          </w:tblCellMar>
-        </w:tblPrEx>
         <w:trPr>
           <w:tblHeader/>
         </w:trPr>
@@ -7137,7 +5645,7 @@
                 <w:sz w:val="19"/>
                 <w:szCs w:val="19"/>
               </w:rPr>
-              <w:t>berechnet (V1–V3)</w:t>
+              <w:t>berechnet (V1, V2)</w:t>
             </w:r>
           </w:p>
         </w:tc>
@@ -7203,12 +5711,6 @@
         </w:tc>
       </w:tr>
       <w:tr>
-        <w:tblPrEx>
-          <w:tblCellMar>
-            <w:top w:w="0" w:type="dxa"/>
-            <w:bottom w:w="0" w:type="dxa"/>
-          </w:tblCellMar>
-        </w:tblPrEx>
         <w:tc>
           <w:tcPr>
             <w:tcW w:w="3300" w:type="dxa"/>
@@ -7232,15 +5734,7 @@
                 <w:sz w:val="19"/>
                 <w:szCs w:val="19"/>
               </w:rPr>
-              <w:t xml:space="preserve">Masse Gussteil </w:t>
-            </w:r>
-            <w:proofErr w:type="spellStart"/>
-            <w:r>
-              <w:rPr>
-                <w:sz w:val="19"/>
-                <w:szCs w:val="19"/>
-              </w:rPr>
-              <w:t>m</w:t>
+              <w:t>Masse Gussteil m</w:t>
             </w:r>
             <w:r>
               <w:rPr>
@@ -7250,7 +5744,6 @@
               </w:rPr>
               <w:t>G</w:t>
             </w:r>
-            <w:proofErr w:type="spellEnd"/>
           </w:p>
         </w:tc>
         <w:tc>
@@ -7363,12 +5856,6 @@
         </w:tc>
       </w:tr>
       <w:tr>
-        <w:tblPrEx>
-          <w:tblCellMar>
-            <w:top w:w="0" w:type="dxa"/>
-            <w:bottom w:w="0" w:type="dxa"/>
-          </w:tblCellMar>
-        </w:tblPrEx>
         <w:tc>
           <w:tcPr>
             <w:tcW w:w="3300" w:type="dxa"/>
@@ -7392,15 +5879,7 @@
                 <w:sz w:val="19"/>
                 <w:szCs w:val="19"/>
               </w:rPr>
-              <w:t xml:space="preserve">Schmelzmasse </w:t>
-            </w:r>
-            <w:proofErr w:type="spellStart"/>
-            <w:r>
-              <w:rPr>
-                <w:sz w:val="19"/>
-                <w:szCs w:val="19"/>
-              </w:rPr>
-              <w:t>m</w:t>
+              <w:t>Schmelzmasse m</w:t>
             </w:r>
             <w:r>
               <w:rPr>
@@ -7410,7 +5889,6 @@
               </w:rPr>
               <w:t>S</w:t>
             </w:r>
-            <w:proofErr w:type="spellEnd"/>
           </w:p>
         </w:tc>
         <w:tc>
@@ -7523,12 +6001,6 @@
         </w:tc>
       </w:tr>
       <w:tr>
-        <w:tblPrEx>
-          <w:tblCellMar>
-            <w:top w:w="0" w:type="dxa"/>
-            <w:bottom w:w="0" w:type="dxa"/>
-          </w:tblCellMar>
-        </w:tblPrEx>
         <w:tc>
           <w:tcPr>
             <w:tcW w:w="3300" w:type="dxa"/>
@@ -7552,15 +6024,7 @@
                 <w:sz w:val="19"/>
                 <w:szCs w:val="19"/>
               </w:rPr>
-              <w:t xml:space="preserve">Füllzeit </w:t>
-            </w:r>
-            <w:proofErr w:type="spellStart"/>
-            <w:r>
-              <w:rPr>
-                <w:sz w:val="19"/>
-                <w:szCs w:val="19"/>
-              </w:rPr>
-              <w:t>t</w:t>
+              <w:t>Auftriebskraft Oberkasten F</w:t>
             </w:r>
             <w:r>
               <w:rPr>
@@ -7568,25 +6032,55 @@
                 <w:szCs w:val="19"/>
                 <w:vertAlign w:val="subscript"/>
               </w:rPr>
-              <w:t>F</w:t>
-            </w:r>
-            <w:proofErr w:type="spellEnd"/>
-            <w:r>
-              <w:rPr>
-                <w:sz w:val="19"/>
-                <w:szCs w:val="19"/>
-              </w:rPr>
-              <w:t xml:space="preserve"> / </w:t>
-            </w:r>
-            <w:proofErr w:type="spellStart"/>
-            <w:r>
-              <w:rPr>
-                <w:sz w:val="19"/>
-                <w:szCs w:val="19"/>
-              </w:rPr>
-              <w:t>Gießzeit</w:t>
-            </w:r>
-            <w:proofErr w:type="spellEnd"/>
+              <w:t>M</w:t>
+            </w:r>
+          </w:p>
+        </w:tc>
+        <w:tc>
+          <w:tcPr>
+            <w:tcW w:w="1200" w:type="dxa"/>
+            <w:tcBorders>
+              <w:top w:val="single" w:sz="4" w:space="0" w:color="000000"/>
+              <w:left w:val="single" w:sz="4" w:space="0" w:color="000000"/>
+              <w:bottom w:val="single" w:sz="4" w:space="0" w:color="000000"/>
+              <w:right w:val="single" w:sz="4" w:space="0" w:color="000000"/>
+            </w:tcBorders>
+            <w:tcMar>
+              <w:top w:w="50" w:type="dxa"/>
+              <w:left w:w="90" w:type="dxa"/>
+              <w:bottom w:w="50" w:type="dxa"/>
+              <w:right w:w="90" w:type="dxa"/>
+            </w:tcMar>
+            <w:vAlign w:val="center"/>
+          </w:tcPr>
+          <w:p>
+            <w:r>
+              <w:rPr>
+                <w:sz w:val="19"/>
+                <w:szCs w:val="19"/>
+              </w:rPr>
+              <w:t>N</w:t>
+            </w:r>
+          </w:p>
+        </w:tc>
+        <w:tc>
+          <w:tcPr>
+            <w:tcW w:w="1700" w:type="dxa"/>
+            <w:tcBorders>
+              <w:top w:val="single" w:sz="4" w:space="0" w:color="000000"/>
+              <w:left w:val="single" w:sz="4" w:space="0" w:color="000000"/>
+              <w:bottom w:val="single" w:sz="4" w:space="0" w:color="000000"/>
+              <w:right w:val="single" w:sz="4" w:space="0" w:color="000000"/>
+            </w:tcBorders>
+            <w:tcMar>
+              <w:top w:w="50" w:type="dxa"/>
+              <w:left w:w="90" w:type="dxa"/>
+              <w:bottom w:w="50" w:type="dxa"/>
+              <w:right w:w="90" w:type="dxa"/>
+            </w:tcMar>
+            <w:vAlign w:val="center"/>
+          </w:tcPr>
+          <w:p>
             <w:r>
               <w:rPr>
                 <w:sz w:val="19"/>
@@ -7594,50 +6088,6 @@
               </w:rPr>
               <w:t xml:space="preserve"> </w:t>
             </w:r>
-            <w:proofErr w:type="spellStart"/>
-            <w:r>
-              <w:rPr>
-                <w:sz w:val="19"/>
-                <w:szCs w:val="19"/>
-              </w:rPr>
-              <w:t>t</w:t>
-            </w:r>
-            <w:r>
-              <w:rPr>
-                <w:sz w:val="19"/>
-                <w:szCs w:val="19"/>
-                <w:vertAlign w:val="subscript"/>
-              </w:rPr>
-              <w:t>G</w:t>
-            </w:r>
-            <w:proofErr w:type="spellEnd"/>
-          </w:p>
-        </w:tc>
-        <w:tc>
-          <w:tcPr>
-            <w:tcW w:w="1200" w:type="dxa"/>
-            <w:tcBorders>
-              <w:top w:val="single" w:sz="4" w:space="0" w:color="000000"/>
-              <w:left w:val="single" w:sz="4" w:space="0" w:color="000000"/>
-              <w:bottom w:val="single" w:sz="4" w:space="0" w:color="000000"/>
-              <w:right w:val="single" w:sz="4" w:space="0" w:color="000000"/>
-            </w:tcBorders>
-            <w:tcMar>
-              <w:top w:w="50" w:type="dxa"/>
-              <w:left w:w="90" w:type="dxa"/>
-              <w:bottom w:w="50" w:type="dxa"/>
-              <w:right w:w="90" w:type="dxa"/>
-            </w:tcMar>
-            <w:vAlign w:val="center"/>
-          </w:tcPr>
-          <w:p>
-            <w:r>
-              <w:rPr>
-                <w:sz w:val="19"/>
-                <w:szCs w:val="19"/>
-              </w:rPr>
-              <w:t>s</w:t>
-            </w:r>
           </w:p>
         </w:tc>
         <w:tc>
@@ -7663,34 +6113,7 @@
                 <w:sz w:val="19"/>
                 <w:szCs w:val="19"/>
               </w:rPr>
-              <w:t xml:space="preserve"> </w:t>
-            </w:r>
-          </w:p>
-        </w:tc>
-        <w:tc>
-          <w:tcPr>
-            <w:tcW w:w="1700" w:type="dxa"/>
-            <w:tcBorders>
-              <w:top w:val="single" w:sz="4" w:space="0" w:color="000000"/>
-              <w:left w:val="single" w:sz="4" w:space="0" w:color="000000"/>
-              <w:bottom w:val="single" w:sz="4" w:space="0" w:color="000000"/>
-              <w:right w:val="single" w:sz="4" w:space="0" w:color="000000"/>
-            </w:tcBorders>
-            <w:tcMar>
-              <w:top w:w="50" w:type="dxa"/>
-              <w:left w:w="90" w:type="dxa"/>
-              <w:bottom w:w="50" w:type="dxa"/>
-              <w:right w:w="90" w:type="dxa"/>
-            </w:tcMar>
-            <w:vAlign w:val="center"/>
-          </w:tcPr>
-          <w:p>
-            <w:r>
-              <w:rPr>
-                <w:sz w:val="19"/>
-                <w:szCs w:val="19"/>
-              </w:rPr>
-              <w:t xml:space="preserve"> </w:t>
+              <w:t>—</w:t>
             </w:r>
           </w:p>
         </w:tc>
@@ -7717,18 +6140,12 @@
                 <w:sz w:val="19"/>
                 <w:szCs w:val="19"/>
               </w:rPr>
-              <w:t xml:space="preserve"> </w:t>
+              <w:t>—</w:t>
             </w:r>
           </w:p>
         </w:tc>
       </w:tr>
       <w:tr>
-        <w:tblPrEx>
-          <w:tblCellMar>
-            <w:top w:w="0" w:type="dxa"/>
-            <w:bottom w:w="0" w:type="dxa"/>
-          </w:tblCellMar>
-        </w:tblPrEx>
         <w:tc>
           <w:tcPr>
             <w:tcW w:w="3300" w:type="dxa"/>
@@ -7752,7 +6169,7 @@
                 <w:sz w:val="19"/>
                 <w:szCs w:val="19"/>
               </w:rPr>
-              <w:t>Auftriebskraft Oberkasten F</w:t>
+              <w:t>Auftriebskraft Kern F</w:t>
             </w:r>
             <w:r>
               <w:rPr>
@@ -7760,7 +6177,7 @@
                 <w:szCs w:val="19"/>
                 <w:vertAlign w:val="subscript"/>
               </w:rPr>
-              <w:t>M</w:t>
+              <w:t>K</w:t>
             </w:r>
           </w:p>
         </w:tc>
@@ -7841,7 +6258,7 @@
                 <w:sz w:val="19"/>
                 <w:szCs w:val="19"/>
               </w:rPr>
-              <w:t>—</w:t>
+              <w:t xml:space="preserve"> </w:t>
             </w:r>
           </w:p>
         </w:tc>
@@ -7868,18 +6285,12 @@
                 <w:sz w:val="19"/>
                 <w:szCs w:val="19"/>
               </w:rPr>
-              <w:t>—</w:t>
+              <w:t xml:space="preserve"> </w:t>
             </w:r>
           </w:p>
         </w:tc>
       </w:tr>
       <w:tr>
-        <w:tblPrEx>
-          <w:tblCellMar>
-            <w:top w:w="0" w:type="dxa"/>
-            <w:bottom w:w="0" w:type="dxa"/>
-          </w:tblCellMar>
-        </w:tblPrEx>
         <w:tc>
           <w:tcPr>
             <w:tcW w:w="3300" w:type="dxa"/>
@@ -7903,7 +6314,7 @@
                 <w:sz w:val="19"/>
                 <w:szCs w:val="19"/>
               </w:rPr>
-              <w:t>Auftriebskraft Kern F</w:t>
+              <w:t>Beschwerungsmasse m</w:t>
             </w:r>
             <w:r>
               <w:rPr>
@@ -7911,168 +6322,8 @@
                 <w:szCs w:val="19"/>
                 <w:vertAlign w:val="subscript"/>
               </w:rPr>
-              <w:t>K</w:t>
-            </w:r>
-          </w:p>
-        </w:tc>
-        <w:tc>
-          <w:tcPr>
-            <w:tcW w:w="1200" w:type="dxa"/>
-            <w:tcBorders>
-              <w:top w:val="single" w:sz="4" w:space="0" w:color="000000"/>
-              <w:left w:val="single" w:sz="4" w:space="0" w:color="000000"/>
-              <w:bottom w:val="single" w:sz="4" w:space="0" w:color="000000"/>
-              <w:right w:val="single" w:sz="4" w:space="0" w:color="000000"/>
-            </w:tcBorders>
-            <w:tcMar>
-              <w:top w:w="50" w:type="dxa"/>
-              <w:left w:w="90" w:type="dxa"/>
-              <w:bottom w:w="50" w:type="dxa"/>
-              <w:right w:w="90" w:type="dxa"/>
-            </w:tcMar>
-            <w:vAlign w:val="center"/>
-          </w:tcPr>
-          <w:p>
-            <w:r>
-              <w:rPr>
-                <w:sz w:val="19"/>
-                <w:szCs w:val="19"/>
-              </w:rPr>
-              <w:t>N</w:t>
-            </w:r>
-          </w:p>
-        </w:tc>
-        <w:tc>
-          <w:tcPr>
-            <w:tcW w:w="1700" w:type="dxa"/>
-            <w:tcBorders>
-              <w:top w:val="single" w:sz="4" w:space="0" w:color="000000"/>
-              <w:left w:val="single" w:sz="4" w:space="0" w:color="000000"/>
-              <w:bottom w:val="single" w:sz="4" w:space="0" w:color="000000"/>
-              <w:right w:val="single" w:sz="4" w:space="0" w:color="000000"/>
-            </w:tcBorders>
-            <w:tcMar>
-              <w:top w:w="50" w:type="dxa"/>
-              <w:left w:w="90" w:type="dxa"/>
-              <w:bottom w:w="50" w:type="dxa"/>
-              <w:right w:w="90" w:type="dxa"/>
-            </w:tcMar>
-            <w:vAlign w:val="center"/>
-          </w:tcPr>
-          <w:p>
-            <w:r>
-              <w:rPr>
-                <w:sz w:val="19"/>
-                <w:szCs w:val="19"/>
-              </w:rPr>
-              <w:t xml:space="preserve"> </w:t>
-            </w:r>
-          </w:p>
-        </w:tc>
-        <w:tc>
-          <w:tcPr>
-            <w:tcW w:w="1700" w:type="dxa"/>
-            <w:tcBorders>
-              <w:top w:val="single" w:sz="4" w:space="0" w:color="000000"/>
-              <w:left w:val="single" w:sz="4" w:space="0" w:color="000000"/>
-              <w:bottom w:val="single" w:sz="4" w:space="0" w:color="000000"/>
-              <w:right w:val="single" w:sz="4" w:space="0" w:color="000000"/>
-            </w:tcBorders>
-            <w:tcMar>
-              <w:top w:w="50" w:type="dxa"/>
-              <w:left w:w="90" w:type="dxa"/>
-              <w:bottom w:w="50" w:type="dxa"/>
-              <w:right w:w="90" w:type="dxa"/>
-            </w:tcMar>
-            <w:vAlign w:val="center"/>
-          </w:tcPr>
-          <w:p>
-            <w:r>
-              <w:rPr>
-                <w:sz w:val="19"/>
-                <w:szCs w:val="19"/>
-              </w:rPr>
-              <w:t xml:space="preserve"> </w:t>
-            </w:r>
-          </w:p>
-        </w:tc>
-        <w:tc>
-          <w:tcPr>
-            <w:tcW w:w="1738" w:type="dxa"/>
-            <w:tcBorders>
-              <w:top w:val="single" w:sz="4" w:space="0" w:color="000000"/>
-              <w:left w:val="single" w:sz="4" w:space="0" w:color="000000"/>
-              <w:bottom w:val="single" w:sz="4" w:space="0" w:color="000000"/>
-              <w:right w:val="single" w:sz="4" w:space="0" w:color="000000"/>
-            </w:tcBorders>
-            <w:tcMar>
-              <w:top w:w="50" w:type="dxa"/>
-              <w:left w:w="90" w:type="dxa"/>
-              <w:bottom w:w="50" w:type="dxa"/>
-              <w:right w:w="90" w:type="dxa"/>
-            </w:tcMar>
-            <w:vAlign w:val="center"/>
-          </w:tcPr>
-          <w:p>
-            <w:r>
-              <w:rPr>
-                <w:sz w:val="19"/>
-                <w:szCs w:val="19"/>
-              </w:rPr>
-              <w:t xml:space="preserve"> </w:t>
-            </w:r>
-          </w:p>
-        </w:tc>
-      </w:tr>
-      <w:tr>
-        <w:tblPrEx>
-          <w:tblCellMar>
-            <w:top w:w="0" w:type="dxa"/>
-            <w:bottom w:w="0" w:type="dxa"/>
-          </w:tblCellMar>
-        </w:tblPrEx>
-        <w:tc>
-          <w:tcPr>
-            <w:tcW w:w="3300" w:type="dxa"/>
-            <w:tcBorders>
-              <w:top w:val="single" w:sz="4" w:space="0" w:color="000000"/>
-              <w:left w:val="single" w:sz="4" w:space="0" w:color="000000"/>
-              <w:bottom w:val="single" w:sz="4" w:space="0" w:color="000000"/>
-              <w:right w:val="single" w:sz="4" w:space="0" w:color="000000"/>
-            </w:tcBorders>
-            <w:tcMar>
-              <w:top w:w="50" w:type="dxa"/>
-              <w:left w:w="90" w:type="dxa"/>
-              <w:bottom w:w="50" w:type="dxa"/>
-              <w:right w:w="90" w:type="dxa"/>
-            </w:tcMar>
-            <w:vAlign w:val="center"/>
-          </w:tcPr>
-          <w:p>
-            <w:r>
-              <w:rPr>
-                <w:sz w:val="19"/>
-                <w:szCs w:val="19"/>
-              </w:rPr>
-              <w:t xml:space="preserve">Beschwerungsmasse </w:t>
-            </w:r>
-            <w:proofErr w:type="spellStart"/>
-            <w:r>
-              <w:rPr>
-                <w:sz w:val="19"/>
-                <w:szCs w:val="19"/>
-              </w:rPr>
-              <w:t>m</w:t>
-            </w:r>
-            <w:r>
-              <w:rPr>
-                <w:sz w:val="19"/>
-                <w:szCs w:val="19"/>
-                <w:vertAlign w:val="subscript"/>
-              </w:rPr>
               <w:t>Bes</w:t>
             </w:r>
-            <w:proofErr w:type="spellEnd"/>
           </w:p>
         </w:tc>
         <w:tc>
@@ -8227,12 +6478,6 @@
         <w:gridCol w:w="2538"/>
       </w:tblGrid>
       <w:tr>
-        <w:tblPrEx>
-          <w:tblCellMar>
-            <w:top w:w="0" w:type="dxa"/>
-            <w:bottom w:w="0" w:type="dxa"/>
-          </w:tblCellMar>
-        </w:tblPrEx>
         <w:trPr>
           <w:tblHeader/>
         </w:trPr>
@@ -8388,12 +6633,6 @@
         </w:tc>
       </w:tr>
       <w:tr>
-        <w:tblPrEx>
-          <w:tblCellMar>
-            <w:top w:w="0" w:type="dxa"/>
-            <w:bottom w:w="0" w:type="dxa"/>
-          </w:tblCellMar>
-        </w:tblPrEx>
         <w:tc>
           <w:tcPr>
             <w:tcW w:w="1900" w:type="dxa"/>
@@ -8531,12 +6770,6 @@
         </w:tc>
       </w:tr>
       <w:tr>
-        <w:tblPrEx>
-          <w:tblCellMar>
-            <w:top w:w="0" w:type="dxa"/>
-            <w:bottom w:w="0" w:type="dxa"/>
-          </w:tblCellMar>
-        </w:tblPrEx>
         <w:tc>
           <w:tcPr>
             <w:tcW w:w="1900" w:type="dxa"/>
@@ -8674,12 +6907,6 @@
         </w:tc>
       </w:tr>
       <w:tr>
-        <w:tblPrEx>
-          <w:tblCellMar>
-            <w:top w:w="0" w:type="dxa"/>
-            <w:bottom w:w="0" w:type="dxa"/>
-          </w:tblCellMar>
-        </w:tblPrEx>
         <w:tc>
           <w:tcPr>
             <w:tcW w:w="1900" w:type="dxa"/>
@@ -8817,12 +7044,6 @@
         </w:tc>
       </w:tr>
       <w:tr>
-        <w:tblPrEx>
-          <w:tblCellMar>
-            <w:top w:w="0" w:type="dxa"/>
-            <w:bottom w:w="0" w:type="dxa"/>
-          </w:tblCellMar>
-        </w:tblPrEx>
         <w:tc>
           <w:tcPr>
             <w:tcW w:w="1900" w:type="dxa"/>
@@ -8960,12 +7181,6 @@
         </w:tc>
       </w:tr>
       <w:tr>
-        <w:tblPrEx>
-          <w:tblCellMar>
-            <w:top w:w="0" w:type="dxa"/>
-            <w:bottom w:w="0" w:type="dxa"/>
-          </w:tblCellMar>
-        </w:tblPrEx>
         <w:tc>
           <w:tcPr>
             <w:tcW w:w="1900" w:type="dxa"/>
@@ -9103,12 +7318,6 @@
         </w:tc>
       </w:tr>
       <w:tr>
-        <w:tblPrEx>
-          <w:tblCellMar>
-            <w:top w:w="0" w:type="dxa"/>
-            <w:bottom w:w="0" w:type="dxa"/>
-          </w:tblCellMar>
-        </w:tblPrEx>
         <w:tc>
           <w:tcPr>
             <w:tcW w:w="1900" w:type="dxa"/>
@@ -9246,12 +7455,6 @@
         </w:tc>
       </w:tr>
       <w:tr>
-        <w:tblPrEx>
-          <w:tblCellMar>
-            <w:top w:w="0" w:type="dxa"/>
-            <w:bottom w:w="0" w:type="dxa"/>
-          </w:tblCellMar>
-        </w:tblPrEx>
         <w:tc>
           <w:tcPr>
             <w:tcW w:w="1900" w:type="dxa"/>
@@ -9389,12 +7592,6 @@
         </w:tc>
       </w:tr>
       <w:tr>
-        <w:tblPrEx>
-          <w:tblCellMar>
-            <w:top w:w="0" w:type="dxa"/>
-            <w:bottom w:w="0" w:type="dxa"/>
-          </w:tblCellMar>
-        </w:tblPrEx>
         <w:tc>
           <w:tcPr>
             <w:tcW w:w="1900" w:type="dxa"/>
@@ -9815,16 +8012,8 @@
         <w:szCs w:val="18"/>
       </w:rPr>
       <w:tab/>
-    </w:r>
-    <w:proofErr w:type="spellStart"/>
-    <w:r>
-      <w:rPr>
-        <w:sz w:val="18"/>
-        <w:szCs w:val="18"/>
-      </w:rPr>
       <w:t>FtTL</w:t>
     </w:r>
-    <w:proofErr w:type="spellEnd"/>
   </w:p>
 </w:hdr>
 </file>
